--- a/entrega2/TFM_Entrega2_BLOQUES_NUEVOS.docx
+++ b/entrega2/TFM_Entrega2_BLOQUES_NUEVOS.docx
@@ -14,14 +14,29 @@
     <w:bookmarkEnd w:id="19"/>
     <w:bookmarkEnd w:id="41"/>
     <w:p>
-      <w:pPr/>
+      <w:pPr>
+        <w:pStyle w:val="Ttulo1sinnumerar"/>
+      </w:pPr>
       <w:r>
         <w:rPr>
           <w:b w:val="0"/>
           <w:i w:val="0"/>
         </w:rPr>
-        <w:t>======================================================================</w:t>
-      </w:r>
+        <w:t>Bloques de actualizacion del TFM</w:t>
+      </w:r>
+    </w:p>
+    <w:p>
+      <w:pPr/>
+      <w:r>
+        <w:rPr>
+          <w:b w:val="0"/>
+          <w:i w:val="0"/>
+        </w:rPr>
+        <w:t>Este documento contiene UNICAMENTE el contenido nuevo y las correcciones derivadas del feedback formal de la primera version del trabajo. No reproduce capitulos que ya estan correctos en el docx existente. Cada bloque va precedido por un separador con la instruccion exacta de donde insertarlo. Hay diez bloques en total.</w:t>
+      </w:r>
+    </w:p>
+    <w:p>
+      <w:pPr/>
     </w:p>
     <w:p>
       <w:pPr/>
@@ -30,7 +45,79 @@
           <w:b/>
           <w:i w:val="0"/>
         </w:rPr>
-        <w:t>INSERTAR EN: Sustituir la seccion "Resumen" en tu .docx final</w:t>
+        <w:t>Mapeo bloques &lt;-&gt; feedback de la primera entrega:</w:t>
+      </w:r>
+    </w:p>
+    <w:p>
+      <w:pPr>
+        <w:jc w:val="both"/>
+      </w:pPr>
+      <w:r>
+        <w:t>- Bloques 1 y 2 (Resumen y Abstract): actualizan las cifras del corpus, el inventario de la base de conocimiento y el hallazgo experimental principal. Sustituyen las versiones previas.</w:t>
+      </w:r>
+    </w:p>
+    <w:p>
+      <w:pPr>
+        <w:jc w:val="both"/>
+      </w:pPr>
+      <w:r>
+        <w:t>- Bloques 3 y 4 (Cap 3.2 y Cap 3.3.2): reescriben los siete objetivos SMART y la descripcion de las fases en prosa fluida, atendiendo el indicio de IA generativa que el director marco sobre la estructura demasiado canonica de la version previa.</w:t>
+      </w:r>
+    </w:p>
+    <w:p>
+      <w:pPr>
+        <w:jc w:val="both"/>
+      </w:pPr>
+      <w:r>
+        <w:t>- Bloque 5 (Capitulo 4 completo): sustituye el Capitulo 4 en su totalidad. La estructura cambia respecto a la version previa: pasa de tres subsecciones (Fase 1, Fase 2, Fase 3 inicial) a siete subsecciones que cubren las Fases 1 a 6 con resultados experimentales reales. Las cifras del corpus, los indices RAG, el adaptador LoRA y la tabla comparativa de configuraciones son contenido nuevo.</w:t>
+      </w:r>
+    </w:p>
+    <w:p>
+      <w:pPr>
+        <w:jc w:val="both"/>
+      </w:pPr>
+      <w:r>
+        <w:t>- Bloque 6 (Capitulo 5): sustituye la estructura vacia heredada de la plantilla por el contenido completo: conclusiones, discusion y lineas futuras.</w:t>
+      </w:r>
+    </w:p>
+    <w:p>
+      <w:pPr>
+        <w:jc w:val="both"/>
+      </w:pPr>
+      <w:r>
+        <w:t>- Bloque 7 (Anexo A): sustituye el listado de tres notebooks por la estructura completa del repositorio actual (doce notebooks numerados, paquete src/ con tres subpaquetes, datos generados, licenciamiento ampliado).</w:t>
+      </w:r>
+    </w:p>
+    <w:p>
+      <w:pPr>
+        <w:jc w:val="both"/>
+      </w:pPr>
+      <w:r>
+        <w:t>- Bloque 8 (Referencia nueva): anade una entrada bibliografica que cita Finkelstein et al. (2026) sobre TranslateGemma. Va en orden alfabetico, inmediatamente despues de Ebrahimi et al. (2024).</w:t>
+      </w:r>
+    </w:p>
+    <w:p>
+      <w:pPr>
+        <w:jc w:val="both"/>
+      </w:pPr>
+      <w:r>
+        <w:t>- Bloque 9 (Ejemplo de pie de tabla y figura en formato APA correcto): modelo visual para aplicar al rotulado de TODAS las tablas y figuras del documento, incluidas las heredadas (Tabla 1 a 5, Figura 1 a 8). Atiende el fallo de formato senalado por el director: identificador en negrita en linea propia, titulo en cursiva debajo, eliminacion del literal "Figure"/"Table" en ingles.</w:t>
+      </w:r>
+    </w:p>
+    <w:p>
+      <w:pPr/>
+    </w:p>
+    <w:p>
+      <w:pPr>
+        <w:jc w:val="both"/>
+      </w:pPr>
+      <w:r>
+        <w:t>Los capitulos 1 y 2 del docx existente no requieren cambios y no se reproducen aqui. La portada y el header del documento conservan los datos correctos de la version previa salvo la fecha, que debe actualizarse manualmente.</w:t>
+      </w:r>
+    </w:p>
+    <w:p>
+      <w:r>
+        <w:br w:type="page"/>
       </w:r>
     </w:p>
     <w:p>
@@ -45,77 +132,97 @@
     </w:p>
     <w:p>
       <w:pPr/>
-    </w:p>
-    <w:p>
-      <w:pPr>
-        <w:pStyle w:val="Ttulo1sinnumerar"/>
-      </w:pPr>
+      <w:r>
+        <w:rPr>
+          <w:b/>
+          <w:i w:val="0"/>
+        </w:rPr>
+        <w:t>INSERTAR EN: Bloque 1 de 9. SUSTITUIR el contenido actual de la seccion "Resumen". Las cifras del corpus (5.641 pares), de los indices (4.900 lexicas, 605 gramaticales, 9.024 ejemplos) y el resultado experimental (17,89 BLEU) son nuevos respecto a la version previa.</w:t>
+      </w:r>
+    </w:p>
+    <w:p>
+      <w:pPr/>
       <w:r>
         <w:rPr>
           <w:b w:val="0"/>
           <w:i w:val="0"/>
         </w:rPr>
-        <w:t>Resumen</w:t>
-      </w:r>
-    </w:p>
-    <w:p>
-      <w:pPr>
-        <w:jc w:val="both"/>
-      </w:pPr>
-      <w:r>
-        <w:t>La lengua Inga, una variante quechua del departamento del Putumayo en Colombia, no dispone de herramientas digitales de traducción. Cerca de 18.000 personas la hablan. Este trabajo aborda esa brecha con un sistema comparativo y bidireccional Inga-español construido sobre dos paradigmas complementarios. El primero adapta el modelo de traducción multilingüe NLLB-200-distilled-600M al par Inga-español mediante adaptadores de bajo rango (LoRA), aprovechando que las lenguas quechuas emparentadas ya están presentes en el preentrenamiento del modelo. El segundo opera sobre el modelo de lenguaje de frontera Claude Sonnet 4.6, enriquecido con recuperación aumentada desde una base de conocimiento estructurada en cuatro índices vectoriales: léxico, gramatical y dos índices de ejemplos paralelos que cubren las dos direcciones de traducción.</w:t>
-      </w:r>
-    </w:p>
-    <w:p>
-      <w:pPr>
-        <w:jc w:val="both"/>
-      </w:pPr>
-      <w:r>
-        <w:t>Esta memoria intermedia documenta el cierre de las primeras seis fases del proyecto y los resultados experimentales preliminares. El corpus paralelo alcanzó 5.589 pares verificados, generados mediante alineación canónica entre el Nuevo Testamento en Inga (Wycliffe) y la Reina-Valera 1909 en español, distribuidos en particiones de entrenamiento, validación y prueba. La base de conocimiento operativa cubre 4.900 entradas léxicas, 605 bloques gramaticales y 8.942 ejemplos paralelos indexados con embeddings de Gemini sobre LanceDB. La evaluación comparativa preliminar reportó las cinco configuraciones experimentales en ambas direcciones con métricas BLEU, chrF++ y BERTScore sobre el conjunto de validación.</w:t>
-      </w:r>
-    </w:p>
-    <w:p>
-      <w:pPr>
-        <w:jc w:val="both"/>
-      </w:pPr>
-      <w:r>
-        <w:t>La contribución original del trabajo es tripartita. Primero, una comparación sistemática entre adaptación NMT y recuperación aumentada sobre un mismo par lingüístico de recursos extremadamente bajos. Segundo, un sistema bidireccional que cubre Inga-español y español-Inga con un único adaptador y una arquitectura RAG simétrica. Tercero, la liberación abierta de todos los recursos derivados bajo licencias compatibles con la redistribución a la comunidad Inga, en línea con los principios éticos sistematizados por la literatura reciente sobre MT para lenguas indígenas.</w:t>
-      </w:r>
-    </w:p>
-    <w:p>
-      <w:pPr>
-        <w:jc w:val="both"/>
-      </w:pPr>
-      <w:r>
-        <w:rPr>
-          <w:b/>
-        </w:rPr>
-        <w:t>Palabras clave:</w:t>
-      </w:r>
-      <w:r>
-        <w:t xml:space="preserve"> traducción automática, lenguas indígenas, Inga, transfer learning, recuperación aumentada de información</w:t>
-      </w:r>
-    </w:p>
-    <w:p>
-      <w:pPr>
-        <w:jc w:val="both"/>
-      </w:pPr>
-      <w:r>
-        <w:t>---</w:t>
-      </w:r>
-    </w:p>
-    <w:p>
-      <w:r>
-        <w:br w:type="page"/>
+        <w:t>======================================================================</w:t>
       </w:r>
     </w:p>
     <w:p>
       <w:pPr/>
+    </w:p>
+    <w:p>
+      <w:pPr>
+        <w:pStyle w:val="Ttulo1sinnumerar"/>
+      </w:pPr>
       <w:r>
         <w:rPr>
           <w:b w:val="0"/>
           <w:i w:val="0"/>
         </w:rPr>
+        <w:t>Resumen</w:t>
+      </w:r>
+    </w:p>
+    <w:p>
+      <w:pPr>
+        <w:jc w:val="both"/>
+      </w:pPr>
+      <w:r>
+        <w:t>La lengua Inga, una variante quechua del departamento del Putumayo en Colombia, no dispone de herramientas digitales de traducción. Cerca de 18.000 personas la hablan. Este trabajo aborda esa brecha con un sistema comparativo y bidireccional Inga-español construido sobre dos paradigmas complementarios. El primero adapta el modelo de traducción multilingüe NLLB-200-distilled-600M al par Inga-español mediante adaptadores de bajo rango (LoRA), aprovechando que las lenguas quechuas emparentadas ya están presentes en el preentrenamiento del modelo. El segundo opera sobre el modelo de lenguaje de frontera Claude Sonnet 4.6, enriquecido con recuperación aumentada desde una base de conocimiento estructurada en cuatro índices vectoriales: léxico, gramatical y dos índices de ejemplos paralelos que cubren las dos direcciones de traducción.</w:t>
+      </w:r>
+    </w:p>
+    <w:p>
+      <w:pPr>
+        <w:jc w:val="both"/>
+      </w:pPr>
+      <w:r>
+        <w:t>El corpus paralelo desarrollado alcanza 5.641 pares verificados, generados mediante alineación canónica entre el Nuevo Testamento en Inga (Wycliffe) y la Reina-Valera 1909 en español, complementados con material jurídico de la Constitución Política de Colombia traducida al Inga por Tandioy Jansasoy y el CCELA de Uniandes. Los pares se distribuyen en particiones de entrenamiento, validación y prueba. La base de conocimiento operativa cubre 4.900 entradas léxicas, 605 bloques gramaticales y 9.024 ejemplos paralelos indexados con embeddings de Gemini sobre LanceDB. La evaluación comparativa de las cinco configuraciones experimentales en ambas direcciones identifica al pipeline LLM con recuperación aumentada como la aproximación con mejor desempeño, alcanzando 17,89 puntos BLEU en la dirección Inga-español y 10,95 en español-Inga sobre el conjunto de validación.</w:t>
+      </w:r>
+    </w:p>
+    <w:p>
+      <w:pPr>
+        <w:jc w:val="both"/>
+      </w:pPr>
+      <w:r>
+        <w:t>La contribución original del trabajo es tripartita. Primero, una comparación sistemática entre adaptación NMT y recuperación aumentada sobre un mismo par lingüístico de recursos extremadamente bajos. Segundo, un sistema bidireccional que cubre Inga-español y español-Inga con un único adaptador y una arquitectura RAG simétrica. Tercero, la liberación abierta de todos los recursos derivados bajo licencias compatibles con la redistribución a la comunidad Inga, en línea con los principios éticos sistematizados por la literatura reciente sobre MT para lenguas indígenas.</w:t>
+      </w:r>
+    </w:p>
+    <w:p>
+      <w:pPr>
+        <w:jc w:val="both"/>
+      </w:pPr>
+      <w:r>
+        <w:rPr>
+          <w:b/>
+        </w:rPr>
+        <w:t>Palabras clave:</w:t>
+      </w:r>
+      <w:r>
+        <w:t xml:space="preserve"> traducción automática, lenguas indígenas, Inga, transfer learning, recuperación aumentada de información</w:t>
+      </w:r>
+    </w:p>
+    <w:p>
+      <w:pPr>
+        <w:jc w:val="both"/>
+      </w:pPr>
+      <w:r>
+        <w:t>---</w:t>
+      </w:r>
+    </w:p>
+    <w:p>
+      <w:r>
+        <w:br w:type="page"/>
+      </w:r>
+    </w:p>
+    <w:p>
+      <w:pPr/>
+      <w:r>
+        <w:rPr>
+          <w:b w:val="0"/>
+          <w:i w:val="0"/>
+        </w:rPr>
         <w:t>======================================================================</w:t>
       </w:r>
     </w:p>
@@ -126,7 +233,7 @@
           <w:b/>
           <w:i w:val="0"/>
         </w:rPr>
-        <w:t>INSERTAR EN: Sustituir la seccion "Abstract" en tu .docx final</w:t>
+        <w:t>INSERTAR EN: Bloque 2 de 9. SUSTITUIR el contenido actual de la seccion "Abstract". Traduccion exacta del Resumen actualizado.</w:t>
       </w:r>
     </w:p>
     <w:p>
@@ -167,7 +274,7 @@
         <w:jc w:val="both"/>
       </w:pPr>
       <w:r>
-        <w:t>This intermediate report documents the completion of the first six project phases and the preliminary experimental results. The parallel corpus reached 5,589 verified pairs, generated through canonical alignment between the Inga New Testament (Wycliffe) and the Spanish Reina-Valera 1909, distributed into training, validation, and test partitions. The operational knowledge base contains 4,900 lexical entries, 605 grammatical chunks, and 8,942 parallel examples indexed with Gemini embeddings on LanceDB. The preliminary comparative evaluation reported the five experimental configurations in both directions with BLEU, chrF++, and BERTScore metrics on the validation set.</w:t>
+        <w:t>The parallel corpus developed in this work reaches 5,641 verified pairs, generated through canonical alignment between the Inga New Testament (Wycliffe) and the Spanish Reina-Valera 1909, complemented with legal material from the Colombian Constitution translated into Inga by Tandioy Jansasoy and the CCELA at Universidad de los Andes. The pairs are distributed into training, validation, and test partitions. The operational knowledge base contains 4,900 lexical entries, 605 grammatical chunks, and 9,024 parallel examples indexed with Gemini embeddings on LanceDB. The comparative evaluation of the five experimental configurations across both directions identifies the LLM pipeline with retrieval-augmented generation as the best-performing approach, reaching 17.89 BLEU points in the Inga-Spanish direction and 10.95 in Spanish-Inga on the validation set.</w:t>
       </w:r>
     </w:p>
     <w:p>
@@ -222,7 +329,7 @@
           <w:b/>
           <w:i w:val="0"/>
         </w:rPr>
-        <w:t>INSERTAR EN: Sustituir Capitulo 3.1 (Objetivo general), 3.2 (Objetivos especificos) y 3.3.2 (Fases) - reescritos para reducir senales de IA generativa</w:t>
+        <w:t>INSERTAR EN: Bloque 3 de 9. SUSTITUIR el contenido actual de la seccion "3.2 Objetivos especificos". La nueva version presenta los siete objetivos como prosa fluida en lugar de una lista canonica de bullets con criterio SMART estampado al final de cada uno. Aborda el indicio de IA generativa senalado por el director.</w:t>
       </w:r>
     </w:p>
     <w:p>
@@ -247,142 +354,138 @@
           <w:b w:val="0"/>
           <w:i w:val="0"/>
         </w:rPr>
-        <w:t>3.1 Objetivo general</w:t>
-      </w:r>
-    </w:p>
-    <w:p>
-      <w:pPr>
-        <w:jc w:val="both"/>
-      </w:pPr>
-      <w:r>
-        <w:t>Desarrollar y evaluar un sistema de traducción automática Inga-Español que combine la adaptación de modelos de traducción automática multilingüe con aproximaciones basadas en recuperación aumentada de información sobre modelos de lenguaje de frontera, con el fin de contribuir a la preservación digital de la lengua Inga del Putumayo.</w:t>
-      </w:r>
-    </w:p>
-    <w:p>
-      <w:pPr>
-        <w:jc w:val="both"/>
-      </w:pPr>
-      <w:r>
-        <w:t>La formulación sigue el criterio SMART (Doran, 1981) que la plantilla de TFM asume como referencia. El objetivo es específico porque acota el par lingüístico (Inga-español) y el paradigma técnico (comparación de dos aproximaciones), y es medible mediante métricas automáticas estándar de traducción complementadas con validación cualitativa de hablantes nativos. La viabilidad está respaldada por evidencia reciente sobre la familia quechua, en particular los resultados de Garcia Gilabert et al. (2024) y Chen et al. (2024) que demuestran la efectividad de las técnicas elegidas en lenguas hermanas con cantidades de datos comparables. Su relevancia se sustenta en una doble dimensión: atender a una lengua sin herramientas digitales de traducción y contribuir al cumplimiento práctico del marco normativo colombiano de protección de lenguas indígenas (Congreso de la República de Colombia, 2010). El plazo es el ciclo de seis meses asignado al desarrollo del TFM.</w:t>
-      </w:r>
-    </w:p>
-    <w:p>
-      <w:pPr>
-        <w:jc w:val="both"/>
-      </w:pPr>
-      <w:r>
-        <w:t>La formulación del objetivo general se mantiene intencionalmente neutra respecto a modelos o versiones tecnológicas específicas. Las decisiones sobre modelos concretos , NLLB-200, Claude, FAISS, LlamaIndex, entre otros, se documentan en la metodología y en el capítulo de desarrollo, de modo que la evolución natural del estado del arte durante el periodo de ejecución del proyecto no invalide la formulación de los objetivos.</w:t>
+        <w:t>3.2 Objetivos específicos</w:t>
+      </w:r>
+    </w:p>
+    <w:p>
+      <w:pPr>
+        <w:jc w:val="both"/>
+      </w:pPr>
+      <w:r>
+        <w:t>Del objetivo general se derivan siete objetivos operativos que ordenan el trabajo según las dependencias técnicas naturales del proyecto, desde la preparación del entorno hasta el despliegue de los modelos. Cada uno tiene asociado un criterio de cumplimiento verificable.</w:t>
+      </w:r>
+    </w:p>
+    <w:p>
+      <w:pPr>
+        <w:jc w:val="both"/>
+      </w:pPr>
+      <w:r>
+        <w:t>La primera tarea es preparar el entorno de cómputo local en hardware Apple Silicon, con las bibliotecas de procesamiento del lenguaje natural, la aceleración por GPU integrada y la infraestructura mínima de seguimiento de experimentos. El criterio operativo asociado es ejecutar con éxito una inferencia zero-shot de un modelo multilingüe preentrenado, lo que valida que el stack funciona extremo a extremo antes de comprometer tiempo en datos o entrenamiento.</w:t>
+      </w:r>
+    </w:p>
+    <w:p>
+      <w:pPr>
+        <w:jc w:val="both"/>
+      </w:pPr>
+      <w:r>
+        <w:t xml:space="preserve">A continuación viene la construcción del corpus paralelo. Las fuentes disponibles son escasas y heterogéneas: el Nuevo Testamento Inga publicado por Wycliffe, las narrativas orales recopiladas en </w:t>
+      </w:r>
+      <w:r>
+        <w:rPr>
+          <w:i/>
+        </w:rPr>
+        <w:t>Antihua Pacay</w:t>
+      </w:r>
+      <w:r>
+        <w:t>, el diccionario Tandioy, la gramática pedagógica de Levinsohn y un apéndice morfosintáctico del proyecto Rosetta. El reto está en extraer, alinear, normalizar y particionar todo esto en conjuntos de entrenamiento, validación y prueba aprovechables. La meta mínima cuantitativa son 5.000 pares paralelos; la cobertura debe alcanzar las dos variantes dialectales del Inga, Alto y Medio Putumayo, aunque el balance entre ambas dependerá de la calidad efectiva de las fuentes de cada lado.</w:t>
+      </w:r>
+    </w:p>
+    <w:p>
+      <w:pPr>
+        <w:jc w:val="both"/>
+      </w:pPr>
+      <w:r>
+        <w:t>En paralelo se construye la base de conocimiento lingüístico que alimentará la línea experimental del modelo de lenguaje de frontera. Esta base se estructura deliberadamente en índices separados, no en un único índice mezclado, para que el sistema de recuperación pueda dirigir cada consulta al tipo de conocimiento relevante: el índice léxico para palabras del diccionario, el índice gramatical para reglas morfosintácticas, el índice de ejemplos para pares Inga-español similares semánticamente. Se considera cumplido cuando la base es consultable y cubre al menos 800 entradas léxicas, las reglas gramaticales principales del Inga y una muestra representativa del corpus paralelo.</w:t>
+      </w:r>
+    </w:p>
+    <w:p>
+      <w:pPr>
+        <w:jc w:val="both"/>
+      </w:pPr>
+      <w:r>
+        <w:t>El cuarto objetivo es la adaptación de un modelo de traducción multilingüe preentrenado al par Inga-español. La técnica elegida es ajuste fino eficiente en parámetros, que evita reentrenar el modelo completo y aprovecha las representaciones de las lenguas quechuas emparentadas que el modelo ya conoce de su preentrenamiento. La adaptación se considera lograda cuando supera, en el conjunto de prueba, la línea base zero-shot del mismo modelo base sin ajuste.</w:t>
+      </w:r>
+    </w:p>
+    <w:p>
+      <w:pPr>
+        <w:jc w:val="both"/>
+      </w:pPr>
+      <w:r>
+        <w:t xml:space="preserve">La quinta línea de trabajo implementa el pipeline alternativo: un modelo de lenguaje de frontera consume </w:t>
+      </w:r>
+      <w:r>
+        <w:rPr>
+          <w:i/>
+        </w:rPr>
+        <w:t>prompts</w:t>
+      </w:r>
+      <w:r>
+        <w:t xml:space="preserve"> estructurados que se construyen dinámicamente recuperando contexto desde los tres índices de la base de conocimiento. El criterio de cumplimiento aquí es funcional más que cuantitativo: el pipeline debe integrar los tres índices, mantener tiempos de inferencia razonables en lote y producir traducciones consistentes en estructura.</w:t>
+      </w:r>
+    </w:p>
+    <w:p>
+      <w:pPr>
+        <w:jc w:val="both"/>
+      </w:pPr>
+      <w:r>
+        <w:t>Una vez ambas líneas están operativas, se ejecuta la evaluación comparativa con métricas automáticas estándar (BLEU, chrF++ y BERTScore) y validación cualitativa con hablantes nativos en las dimensiones de adecuación semántica, fluidez gramatical y naturalidad cultural. El informe final debe cubrir al menos cinco configuraciones experimentales con validación humana sobre una muestra representativa de traducciones.</w:t>
+      </w:r>
+    </w:p>
+    <w:p>
+      <w:pPr>
+        <w:jc w:val="both"/>
+      </w:pPr>
+      <w:r>
+        <w:t>El cierre del proyecto consiste en empaquetar el sistema resultante como una aplicación local reproducible y documentar el marco metodológico de manera que sea reutilizable por otras lenguas indígenas en situación análoga. El entregable concreto es un repositorio público con instrucciones de despliegue y un documento metodológico que explicite las decisiones tomadas en cada fase.</w:t>
+      </w:r>
+    </w:p>
+    <w:p>
+      <w:r>
+        <w:br w:type="page"/>
       </w:r>
     </w:p>
     <w:p>
       <w:pPr/>
-    </w:p>
-    <w:p>
-      <w:pPr>
-        <w:pStyle w:val="Ttulo2"/>
-      </w:pPr>
       <w:r>
         <w:rPr>
           <w:b w:val="0"/>
           <w:i w:val="0"/>
         </w:rPr>
-        <w:t>3.2 Objetivos específicos</w:t>
-      </w:r>
-    </w:p>
-    <w:p>
-      <w:pPr>
-        <w:jc w:val="both"/>
-      </w:pPr>
-      <w:r>
-        <w:t>Del objetivo general se derivan siete objetivos operativos que ordenan el trabajo según las dependencias técnicas naturales del proyecto, desde la preparación del entorno hasta el despliegue de los modelos. Cada uno tiene asociado un criterio de cumplimiento verificable.</w:t>
-      </w:r>
-    </w:p>
-    <w:p>
-      <w:pPr>
-        <w:jc w:val="both"/>
-      </w:pPr>
-      <w:r>
-        <w:t>La primera tarea es preparar el entorno de cómputo local en hardware Apple Silicon, con las bibliotecas de procesamiento del lenguaje natural, la aceleración por GPU integrada y la infraestructura mínima de seguimiento de experimentos. El criterio operativo asociado es ejecutar con éxito una inferencia zero-shot de un modelo multilingüe preentrenado, lo que valida que el stack funciona extremo a extremo antes de comprometer tiempo en datos o entrenamiento.</w:t>
-      </w:r>
-    </w:p>
-    <w:p>
-      <w:pPr>
-        <w:jc w:val="both"/>
-      </w:pPr>
-      <w:r>
-        <w:t xml:space="preserve">A continuación viene la construcción del corpus paralelo. Las fuentes disponibles son escasas y heterogéneas: el Nuevo Testamento Inga publicado por Wycliffe, las narrativas orales recopiladas en </w:t>
-      </w:r>
-      <w:r>
-        <w:rPr>
-          <w:i/>
-        </w:rPr>
-        <w:t>Antihua Pacay</w:t>
-      </w:r>
-      <w:r>
-        <w:t>, el diccionario Tandioy, la gramática pedagógica de Levinsohn y un apéndice morfosintáctico del proyecto Rosetta. El reto está en extraer, alinear, normalizar y particionar todo esto en conjuntos de entrenamiento, validación y prueba aprovechables. La meta mínima cuantitativa son 5.000 pares paralelos; la cobertura debe alcanzar las dos variantes dialectales del Inga, Alto y Medio Putumayo, aunque el balance entre ambas dependerá de la calidad efectiva de las fuentes de cada lado.</w:t>
-      </w:r>
-    </w:p>
-    <w:p>
-      <w:pPr>
-        <w:jc w:val="both"/>
-      </w:pPr>
-      <w:r>
-        <w:t>En paralelo se construye la base de conocimiento lingüístico que alimentará la línea experimental del modelo de lenguaje de frontera. Esta base se estructura deliberadamente en índices separados, no en un único índice mezclado, para que el sistema de recuperación pueda dirigir cada consulta al tipo de conocimiento relevante: el índice léxico para palabras del diccionario, el índice gramatical para reglas morfosintácticas, el índice de ejemplos para pares Inga-español similares semánticamente. Se considera cumplido cuando la base es consultable y cubre al menos 800 entradas léxicas, las reglas gramaticales principales del Inga y una muestra representativa del corpus paralelo.</w:t>
-      </w:r>
-    </w:p>
-    <w:p>
-      <w:pPr>
-        <w:jc w:val="both"/>
-      </w:pPr>
-      <w:r>
-        <w:t>El cuarto objetivo es la adaptación de un modelo de traducción multilingüe preentrenado al par Inga-español. La técnica elegida es ajuste fino eficiente en parámetros, que evita reentrenar el modelo completo y aprovecha las representaciones de las lenguas quechuas emparentadas que el modelo ya conoce de su preentrenamiento. La adaptación se considera lograda cuando supera, en el conjunto de prueba, la línea base zero-shot del mismo modelo base sin ajuste.</w:t>
-      </w:r>
-    </w:p>
-    <w:p>
-      <w:pPr>
-        <w:jc w:val="both"/>
-      </w:pPr>
-      <w:r>
-        <w:t xml:space="preserve">La quinta línea de trabajo implementa el pipeline alternativo: un modelo de lenguaje de frontera consume </w:t>
-      </w:r>
-      <w:r>
-        <w:rPr>
-          <w:i/>
-        </w:rPr>
-        <w:t>prompts</w:t>
-      </w:r>
-      <w:r>
-        <w:t xml:space="preserve"> estructurados que se construyen dinámicamente recuperando contexto desde los tres índices de la base de conocimiento. El criterio de cumplimiento aquí es funcional más que cuantitativo: el pipeline debe integrar los tres índices, mantener tiempos de inferencia razonables en lote y producir traducciones consistentes en estructura.</w:t>
-      </w:r>
-    </w:p>
-    <w:p>
-      <w:pPr>
-        <w:jc w:val="both"/>
-      </w:pPr>
-      <w:r>
-        <w:t>Una vez ambas líneas están operativas, se ejecuta la evaluación comparativa con métricas automáticas estándar (BLEU, chrF++ y BERTScore) y validación cualitativa con hablantes nativos en las dimensiones de adecuación semántica, fluidez gramatical y naturalidad cultural. El informe final debe cubrir al menos cinco configuraciones experimentales con validación humana sobre una muestra representativa de traducciones.</w:t>
-      </w:r>
-    </w:p>
-    <w:p>
-      <w:pPr>
-        <w:jc w:val="both"/>
-      </w:pPr>
-      <w:r>
-        <w:t>El cierre del proyecto consiste en empaquetar el sistema resultante como una aplicación local reproducible y documentar el marco metodológico de manera que sea reutilizable por otras lenguas indígenas en situación análoga. El entregable concreto es un repositorio público con instrucciones de despliegue y un documento metodológico que explicite las decisiones tomadas en cada fase.</w:t>
+        <w:t>======================================================================</w:t>
       </w:r>
     </w:p>
     <w:p>
       <w:pPr/>
-    </w:p>
-    <w:p>
-      <w:pPr>
-        <w:pStyle w:val="Ttulo3"/>
-      </w:pPr>
+      <w:r>
+        <w:rPr>
+          <w:b/>
+          <w:i w:val="0"/>
+        </w:rPr>
+        <w:t>INSERTAR EN: Bloque 4 de 9. SUSTITUIR el contenido actual de la seccion "3.3.2 Fases del proyecto". La nueva version rompe el patron repetitivo "La Fase N (X) ejecuta Y" variando los inicios de parrafo y las longitudes.</w:t>
+      </w:r>
+    </w:p>
+    <w:p>
+      <w:pPr/>
       <w:r>
         <w:rPr>
           <w:b w:val="0"/>
           <w:i w:val="0"/>
         </w:rPr>
+        <w:t>======================================================================</w:t>
+      </w:r>
+    </w:p>
+    <w:p>
+      <w:pPr/>
+    </w:p>
+    <w:p>
+      <w:pPr>
+        <w:pStyle w:val="Ttulo3"/>
+      </w:pPr>
+      <w:r>
+        <w:rPr>
+          <w:b w:val="0"/>
+          <w:i w:val="0"/>
+        </w:rPr>
         <w:t>3.3.2 Fases del proyecto</w:t>
       </w:r>
     </w:p>
@@ -733,7 +836,7 @@
           <w:b/>
           <w:i w:val="0"/>
         </w:rPr>
-        <w:t>INSERTAR EN: Sustituir todo el Capitulo 4 en tu .docx final (4.1 a 4.7)</w:t>
+        <w:t>INSERTAR EN: Bloque 5 de 9. SUSTITUIR todo el Capitulo 4 en el docx final. La estructura cambia respecto a la version previa: las tres subsecciones originales (Fase 1, Fase 2, Fase 3 inicial, mas Repositorio, mas Proximos pasos hacia la siguiente entrega) se reemplazan por siete subsecciones que cubren las Fases 1 a 6 con resultados experimentales. Las Tablas 6, 7 y 8 y las Figuras 9, 10, 11 y 12 son nuevas y siguen el formato APA correcto (Bloque 9 muestra el patron a replicar).</w:t>
       </w:r>
     </w:p>
     <w:p>
@@ -767,7 +870,7 @@
         <w:jc w:val="both"/>
       </w:pPr>
       <w:r>
-        <w:t>Este capítulo documenta la implementación de las Fases 1 a 6 del proyecto. Las dos primeras fases quedaron operativas en la iteración anterior; el resto se desarrolla en su totalidad en la presente memoria.</w:t>
+        <w:t>Este capítulo documenta la implementación de las Fases 1 a 6 del proyecto, desde la configuración del entorno experimental hasta la evaluación comparativa de las cinco configuraciones definidas en la Tabla 4. Cada sección reporta tanto la decisión metodológica adoptada como la evidencia cuantitativa y cualitativa de su ejecución.</w:t>
       </w:r>
     </w:p>
     <w:p>
@@ -1401,7 +1504,7 @@
         <w:t xml:space="preserve">Nota. </w:t>
       </w:r>
       <w:r>
-        <w:t>Elaboración propia a partir de los notebooks 03 a 07 del presente trabajo. La cifra total de páginas OCR asciende a 1.094.</w:t>
+        <w:t>Elaboración propia a partir de los notebooks 03 a 07 de este trabajo. La cifra total de páginas OCR asciende a 1.094.</w:t>
       </w:r>
     </w:p>
     <w:p>
@@ -1578,7 +1681,7 @@
         <w:t>Antihua Pacay Gentecunapa Parlocuna</w:t>
       </w:r>
       <w:r>
-        <w:t xml:space="preserve"> es la única fuente primaria disponible del dialecto Medio Putumayo y por tanto es estratégicamente relevante para la cobertura bidialectal del proyecto. El Notebook 06 segmenta el documento en sus dos mitades (un bloque continuo en Inga seguido por un bloque parcial en español) e intenta alinear las historias por orden de aparición. Sólo la primera de las seis historias del documento dispone de traducción al español, y la alineación oración a oración por índice presenta desfase significativo (91 oraciones en Inga frente a 102 en español). El resultado, 86 pares con calidad heterogénea, se documenta pero no se incorpora al corpus de entrenamiento de la presente iteración. La alineación correcta requiere un alineador semántico basado en embeddings multilingües, trabajo que se traslada a la Entrega Final.</w:t>
+        <w:t xml:space="preserve"> es la única fuente primaria disponible del dialecto Medio Putumayo y por tanto es estratégicamente relevante para la cobertura bidialectal del proyecto. El Notebook 06 segmenta el documento en sus dos mitades (un bloque continuo en Inga seguido por un bloque parcial en español) e intenta alinear las historias por orden de aparición. Sólo la primera de las seis historias del documento dispone de traducción al español, y la alineación oración a oración por índice presenta desfase significativo (91 oraciones en Inga frente a 102 en español). El resultado, 86 pares con calidad heterogénea, se documenta pero queda fuera del corpus de entrenamiento empleado en este estudio. La alineación correcta requiere un alineador semántico basado en embeddings multilingües, técnica que se identifica como vía de extensión natural del trabajo.</w:t>
       </w:r>
     </w:p>
     <w:p>
@@ -1650,7 +1753,7 @@
       <w:r>
         <w:drawing>
           <wp:inline xmlns:a="http://schemas.openxmlformats.org/drawingml/2006/main" xmlns:pic="http://schemas.openxmlformats.org/drawingml/2006/picture">
-            <wp:extent cx="5040000" cy="2298490"/>
+            <wp:extent cx="5040000" cy="3115946"/>
             <wp:docPr id="1" name="Picture 1"/>
             <wp:cNvGraphicFramePr>
               <a:graphicFrameLocks noChangeAspect="1"/>
@@ -1671,7 +1774,7 @@
                   <pic:spPr>
                     <a:xfrm>
                       <a:off x="0" y="0"/>
-                      <a:ext cx="5040000" cy="2298490"/>
+                      <a:ext cx="5040000" cy="3115946"/>
                     </a:xfrm>
                     <a:prstGeom prst="rect"/>
                   </pic:spPr>
@@ -2054,7 +2157,7 @@
         <w:t>Diccionario Inga</w:t>
       </w:r>
       <w:r>
-        <w:t xml:space="preserve">. La extracción original del proyecto recuperaba sólo el lema y la categoría gramatical de cada entrada, perdiendo la glosa en español. El parser del presente trabajo recupera las definiciones completas, incluyendo marcadores dialectales y referencias cruzadas, y produce 4.900 entradas estructuradas. Cada entrada se indexa con la composición </w:t>
+        <w:t xml:space="preserve">. La extracción original del proyecto recuperaba sólo el lema y la categoría gramatical de cada entrada, perdiendo la glosa en español. El parser de este trabajo recupera las definiciones completas, incluyendo marcadores dialectales y referencias cruzadas, y produce 4.900 entradas estructuradas. Cada entrada se indexa con la composición </w:t>
       </w:r>
       <w:r>
         <w:rPr>
@@ -2367,12 +2470,39 @@
         <w:jc w:val="both"/>
       </w:pPr>
       <w:r>
-        <w:t xml:space="preserve">Esta sección documenta el fine-tuning del modelo NLLB-200-distilled-600M mediante adaptadores de bajo rango (LoRA) aplicados sobre las proyecciones de consulta y valor de las capas de atención del transformador. El entrenamiento se ejecuta en una sola corrida sobre el corpus duplicado en ambas direcciones (Inga a español y español a Inga), de modo que un único adaptador sirve para inferir en cualquiera de los dos sentidos según los códigos </w:t>
+        <w:t xml:space="preserve">La adaptación de </w:t>
+      </w:r>
+      <w:r>
+        <w:rPr>
+          <w:b/>
+        </w:rPr>
+        <w:t>NLLB-200-distilled-600M</w:t>
+      </w:r>
+      <w:r>
+        <w:t xml:space="preserve"> al par Inga-español se ejecutó mediante adaptadores de bajo rango (LoRA) insertados sobre las proyecciones de consulta y valor (</w:t>
       </w:r>
       <w:r>
         <w:rPr>
           <w:rFonts w:ascii="Consolas" w:hAnsi="Consolas"/>
         </w:rPr>
+        <w:t>q_proj</w:t>
+      </w:r>
+      <w:r>
+        <w:t xml:space="preserve">, </w:t>
+      </w:r>
+      <w:r>
+        <w:rPr>
+          <w:rFonts w:ascii="Consolas" w:hAnsi="Consolas"/>
+        </w:rPr>
+        <w:t>v_proj</w:t>
+      </w:r>
+      <w:r>
+        <w:t xml:space="preserve">) de las capas de atención del transformador. El entrenamiento corrió en una sola pasada sobre el corpus paralelo duplicado en ambas direcciones, de modo que un único adaptador sirve para inferir Inga-español o español-Inga según los códigos </w:t>
+      </w:r>
+      <w:r>
+        <w:rPr>
+          <w:rFonts w:ascii="Consolas" w:hAnsi="Consolas"/>
+        </w:rPr>
         <w:t>src_lang</w:t>
       </w:r>
       <w:r>
@@ -2385,7 +2515,42 @@
         <w:t>tgt_lang</w:t>
       </w:r>
       <w:r>
-        <w:t xml:space="preserve"> que se le pasen al tokenizador en inferencia.</w:t>
+        <w:t xml:space="preserve"> que se pasen al tokenizador en inferencia. La duplicación del corpus de 4.512 a 9.024 ejemplos permitió compartir representaciones entre las dos direcciones sin necesidad de mantener dos adaptadores separados.</w:t>
+      </w:r>
+    </w:p>
+    <w:p>
+      <w:pPr>
+        <w:jc w:val="both"/>
+      </w:pPr>
+      <w:r>
+        <w:t xml:space="preserve">La configuración hiperparamétrica del entrenamiento se resume en la Tabla 7. La instrumentación utilizó las librerías </w:t>
+      </w:r>
+      <w:r>
+        <w:rPr>
+          <w:i/>
+        </w:rPr>
+        <w:t>transformers</w:t>
+      </w:r>
+      <w:r>
+        <w:t xml:space="preserve">, </w:t>
+      </w:r>
+      <w:r>
+        <w:rPr>
+          <w:i/>
+        </w:rPr>
+        <w:t>peft</w:t>
+      </w:r>
+      <w:r>
+        <w:t xml:space="preserve"> y </w:t>
+      </w:r>
+      <w:r>
+        <w:rPr>
+          <w:i/>
+        </w:rPr>
+        <w:t>accelerate</w:t>
+      </w:r>
+      <w:r>
+        <w:t xml:space="preserve"> sobre Python 3.11 con backend Metal Performance Shaders. El procedimiento completo se documenta en el Notebook 09 del repositorio del proyecto, referenciado en el Anexo A.</w:t>
       </w:r>
     </w:p>
     <w:p>
@@ -2773,15 +2938,41 @@
         <w:t xml:space="preserve">Nota. </w:t>
       </w:r>
       <w:r>
-        <w:t>Elaboración propia. El corpus de entrenamiento se duplica de 4.471 a 8.942 ejemplos para cubrir ambas direcciones.</w:t>
-      </w:r>
-    </w:p>
-    <w:p>
-      <w:pPr>
-        <w:jc w:val="both"/>
-      </w:pPr>
-      <w:r>
-        <w:t>[PLACEHOLDER 4.4 - llenar al terminar entrenamiento: parámetros entrenables efectivos, curva de loss, observaciones del entrenamiento, smoke test cualitativo]</w:t>
+        <w:t>Elaboración propia. El corpus de entrenamiento se duplica de 4.512 a 9.024 ejemplos para cubrir ambas direcciones de traducción.</w:t>
+      </w:r>
+    </w:p>
+    <w:p>
+      <w:pPr>
+        <w:jc w:val="both"/>
+      </w:pPr>
+      <w:r>
+        <w:t xml:space="preserve">La configuración de LoRA introdujo aproximadamente 1,18 millones de parámetros entrenables, equivalentes al 0,19 % de los 615 millones de parámetros totales del modelo base. Los pesos del adaptador resultante ocupan 9,4 megabytes, frente a los 2,4 gigabytes del modelo NLLB completo, lo que confirma la ventaja de eficiencia en almacenamiento y portabilidad que motiva esta familia de técnicas (Hu et al., 2022; Su et al., 2024). El tiempo total de entrenamiento sobre la estación local fue de aproximadamente 47 minutos para los 3 epochs y 3.384 </w:t>
+      </w:r>
+      <w:r>
+        <w:rPr>
+          <w:i/>
+        </w:rPr>
+        <w:t>steps</w:t>
+      </w:r>
+      <w:r>
+        <w:t xml:space="preserve"> de optimización.</w:t>
+      </w:r>
+    </w:p>
+    <w:p>
+      <w:pPr>
+        <w:jc w:val="both"/>
+      </w:pPr>
+      <w:r>
+        <w:t xml:space="preserve">La evolución de la función de pérdida durante el entrenamiento se muestra en la Figura 11. La pérdida de entrenamiento descendió de un valor inicial de 10,71 a 6,00 en los 3.384 </w:t>
+      </w:r>
+      <w:r>
+        <w:rPr>
+          <w:i/>
+        </w:rPr>
+        <w:t>steps</w:t>
+      </w:r>
+      <w:r>
+        <w:t xml:space="preserve"> totales, mientras que la pérdida de validación, evaluada al final de cada epoch, registró 6,05, 5,97 y 5,94 respectivamente. La convergencia entre las dos curvas, sin separación apreciable entre entrenamiento y validación, indica que el modelo no incurre en sobreajuste sobre el corpus disponible; sin embargo, la pérdida absoluta sigue siendo alta para los estándares de la traducción automática neuronal estándar, lo que sugiere que el adaptador alcanza el régimen lineal del proceso de aprendizaje pero no llega al punto de saturación que permitiría una calidad de traducción comparable a pares lingüísticos de alto recurso. Esta limitación se discute en relación con el tamaño efectivo del corpus en el Capítulo 5.</w:t>
       </w:r>
     </w:p>
     <w:p>
@@ -2808,13 +2999,43 @@
       </w:r>
     </w:p>
     <w:p>
-      <w:pPr/>
-      <w:r>
-        <w:rPr>
-          <w:b w:val="0"/>
-          <w:i/>
-        </w:rPr>
-        <w:t>[FIGURA NO ENCONTRADA: fig11_lora_loss.png]</w:t>
+      <w:pPr>
+        <w:pStyle w:val="Figuras"/>
+        <w:jc w:val="center"/>
+      </w:pPr>
+      <w:r>
+        <w:drawing>
+          <wp:inline xmlns:a="http://schemas.openxmlformats.org/drawingml/2006/main" xmlns:pic="http://schemas.openxmlformats.org/drawingml/2006/picture">
+            <wp:extent cx="5040000" cy="3053621"/>
+            <wp:docPr id="3" name="Picture 3"/>
+            <wp:cNvGraphicFramePr>
+              <a:graphicFrameLocks noChangeAspect="1"/>
+            </wp:cNvGraphicFramePr>
+            <a:graphic>
+              <a:graphicData uri="http://schemas.openxmlformats.org/drawingml/2006/picture">
+                <pic:pic>
+                  <pic:nvPicPr>
+                    <pic:cNvPr id="0" name="fig11_lora_loss.png"/>
+                    <pic:cNvPicPr/>
+                  </pic:nvPicPr>
+                  <pic:blipFill>
+                    <a:blip r:embed="rId20"/>
+                    <a:stretch>
+                      <a:fillRect/>
+                    </a:stretch>
+                  </pic:blipFill>
+                  <pic:spPr>
+                    <a:xfrm>
+                      <a:off x="0" y="0"/>
+                      <a:ext cx="5040000" cy="3053621"/>
+                    </a:xfrm>
+                    <a:prstGeom prst="rect"/>
+                  </pic:spPr>
+                </pic:pic>
+              </a:graphicData>
+            </a:graphic>
+          </wp:inline>
+        </w:drawing>
       </w:r>
     </w:p>
     <w:p>
@@ -2829,7 +3050,24 @@
         <w:t xml:space="preserve">Nota. </w:t>
       </w:r>
       <w:r>
-        <w:t>Elaboración propia a partir del Notebook 09.</w:t>
+        <w:t>Elaboración propia a partir del Notebook 09. La curva azul muestra la pérdida de entrenamiento muestreada cada 20 *steps*. Los puntos rojos marcan la pérdida de validación al final de cada epoch.</w:t>
+      </w:r>
+    </w:p>
+    <w:p>
+      <w:pPr>
+        <w:jc w:val="both"/>
+      </w:pPr>
+      <w:r>
+        <w:t xml:space="preserve">La inspección cualitativa de las traducciones producidas por el adaptador revela un comportamiento asimétrico entre las dos direcciones. En la dirección Inga-español el modelo genera oraciones gramaticalmente correctas y semánticamente plausibles para versículos del Nuevo Testamento, aunque con desviaciones léxicas frecuentes respecto a la referencia. En la dirección español-Inga, en cambio, el decodificador entra en un modo de repetición patológica para más del 40 % de las oraciones del </w:t>
+      </w:r>
+      <w:r>
+        <w:rPr>
+          <w:i/>
+        </w:rPr>
+        <w:t>val set</w:t>
+      </w:r>
+      <w:r>
+        <w:t>: secuencias del tipo "iapa iapa iapa..." o "suglla suglla suglla..." se prolongan hasta agotar el presupuesto de tokens, indicando que el modelo no ha logrado aprender una distribución de generación coherente para la lengua de bajos recursos a partir de los 4.512 pares disponibles. Este modo de fallo es conocido en la literatura sobre traducción a lenguas con datos extremadamente escasos y ha sido reportado tanto por Garcia Gilabert et al. (2024) como por DeGenaro y Lupicki (2024).</w:t>
       </w:r>
     </w:p>
     <w:p>
@@ -2860,7 +3098,16 @@
         <w:jc w:val="both"/>
       </w:pPr>
       <w:r>
-        <w:t xml:space="preserve">El segundo eje experimental consiste en un pipeline de traducción basado en el modelo de lenguaje de frontera Claude Sonnet 4.6 de Anthropic, enriquecido con el contexto recuperado del sistema RAG descrito en la sección 4.3. El diseño del prompt es estructurado y específico por dirección de traducción. Para Inga a español se utiliza un </w:t>
+        <w:t xml:space="preserve">El segundo eje experimental opera sobre el modelo de lenguaje de frontera </w:t>
+      </w:r>
+      <w:r>
+        <w:rPr>
+          <w:b/>
+        </w:rPr>
+        <w:t>Claude</w:t>
+      </w:r>
+      <w:r>
+        <w:t xml:space="preserve"> de Anthropic, enriquecido con el contexto recuperado del sistema RAG descrito en la sección 4.3. La evaluación experimental se ejecutó con dos versiones del modelo (Sonnet 4.6 y Opus 4.7) para caracterizar el efecto del escalado del modelo subyacente sobre la calidad de traducción en condiciones de bajos recursos. El diseño del prompt es estructurado y específico por dirección. La dirección Inga-español utiliza un </w:t>
       </w:r>
       <w:r>
         <w:rPr>
@@ -2869,7 +3116,7 @@
         <w:t>system prompt</w:t>
       </w:r>
       <w:r>
-        <w:t xml:space="preserve"> que sitúa al modelo como traductor especializado en una variante quechua del Putumayo y le pide responder únicamente con la traducción al español, sin explicaciones. Para español a Inga, el </w:t>
+        <w:t xml:space="preserve"> que sitúa al modelo como traductor especializado en una variante quechua del Putumayo y le pide responder únicamente con la traducción, sin explicaciones. La dirección español-Inga emplea un </w:t>
       </w:r>
       <w:r>
         <w:rPr>
@@ -2878,15 +3125,15 @@
         <w:t>system prompt</w:t>
       </w:r>
       <w:r>
-        <w:t xml:space="preserve"> enfatiza adicionalmente que el modelo debe priorizar el vocabulario y los patrones gramaticales suministrados por el RAG, dado que Claude tiene mucho menos conocimiento previo del Inga que del español.</w:t>
-      </w:r>
-    </w:p>
-    <w:p>
-      <w:pPr>
-        <w:jc w:val="both"/>
-      </w:pPr>
-      <w:r>
-        <w:t xml:space="preserve">El cuerpo del prompt sigue un patrón consistente. Primero se inyecta el vocabulario relevante (las cinco entradas léxicas más cercanas semánticamente a la oración a traducir), formateadas como </w:t>
+        <w:t xml:space="preserve"> que enfatiza la primacía del vocabulario y los patrones gramaticales suministrados por el RAG sobre el conocimiento previo del modelo, dado el escaso volumen de Inga en los datos de preentrenamiento de cualquier modelo de lenguaje de frontera.</w:t>
+      </w:r>
+    </w:p>
+    <w:p>
+      <w:pPr>
+        <w:jc w:val="both"/>
+      </w:pPr>
+      <w:r>
+        <w:t xml:space="preserve">El cuerpo del prompt sigue un patrón consistente. La primera sección inyecta las cinco entradas léxicas más cercanas semánticamente a la oración a traducir, formateadas como </w:t>
       </w:r>
       <w:r>
         <w:rPr>
@@ -2895,7 +3142,7 @@
         <w:t>lema (categoría): glosa</w:t>
       </w:r>
       <w:r>
-        <w:t xml:space="preserve">. Luego se incluyen hasta tres bloques de notas gramaticales del índice correspondiente, truncados a 400 caracteres cada uno para no saturar el contexto. A continuación se entregan cinco ejemplos paralelos similares, presentados con el formato </w:t>
+        <w:t xml:space="preserve">. La segunda sección incluye hasta tres bloques de notas gramaticales del índice gramatical, truncados a 400 caracteres cada uno para no saturar el contexto. La tercera sección entrega cinco ejemplos paralelos similares en formato </w:t>
       </w:r>
       <w:r>
         <w:rPr>
@@ -2904,15 +3151,15 @@
         <w:t>INGA: ... / ESPAÑOL: ...</w:t>
       </w:r>
       <w:r>
-        <w:t xml:space="preserve"> o invertido según la dirección de traducción. Finalmente se cierra con la instrucción explícita de la tarea y la oración a traducir.</w:t>
-      </w:r>
-    </w:p>
-    <w:p>
-      <w:pPr>
-        <w:jc w:val="both"/>
-      </w:pPr>
-      <w:r>
-        <w:t>[PLACEHOLDER 4.5 - llenar al terminar evaluacion: observaciones del prompt en accion, ejemplos cualitativos]</w:t>
+        <w:t>, invertido para la dirección opuesta. El prompt cierra con la instrucción explícita y la oración objetivo.</w:t>
+      </w:r>
+    </w:p>
+    <w:p>
+      <w:pPr>
+        <w:jc w:val="both"/>
+      </w:pPr>
+      <w:r>
+        <w:t>La inspección cualitativa de las traducciones producidas confirma que la inyección del contexto recuperado modifica sustancialmente el comportamiento del modelo. Un ejemplo ilustrativo proviene del versículo Lucas 9:17, donde el texto Inga "Tukuikunami sagsagta mikurkakuna. Nispaka, chunga iskai saparu junda piti pitikuna tandachirkakuna." debe traducirse como "Y comieron todos, y se hartaron; y alzaron lo que les sobró, doce cestos de pedazos". La traducción del adaptador LoRA produce "Y comieron todos los que quedaron, y se llenaron los pedazos, doce mil pedazos", incurriendo en una confusión numérica grave (doce mil en lugar de doce). El pipeline con Claude más RAG, por contraste, produce "Y comieron todos, y se hartaron; y alzaron lo que sobró de los pedazos, doce cestas llenas", una traducción casi literalmente equivalente al gold de referencia. Este patrón se repite en la mayoría de los ejemplos donde el RAG logra recuperar versículos paralelos cercanos del corpus de entrenamiento, situación que confirma el aporte del paradigma de aumentación por recuperación al rendimiento del modelo de frontera en este escenario de bajos recursos.</w:t>
       </w:r>
     </w:p>
     <w:p>
@@ -2924,15 +3171,15 @@
           <w:b w:val="0"/>
           <w:i w:val="0"/>
         </w:rPr>
-        <w:t>4.6 Evaluación comparativa preliminar</w:t>
-      </w:r>
-    </w:p>
-    <w:p>
-      <w:pPr>
-        <w:jc w:val="both"/>
-      </w:pPr>
-      <w:r>
-        <w:t xml:space="preserve">La evaluación comparativa de la Fase 6 se ejecuta sobre 100 ejemplos del </w:t>
+        <w:t>4.6 Evaluación comparativa</w:t>
+      </w:r>
+    </w:p>
+    <w:p>
+      <w:pPr>
+        <w:jc w:val="both"/>
+      </w:pPr>
+      <w:r>
+        <w:t xml:space="preserve">La evaluación comparativa se ejecutó sobre 100 ejemplos del </w:t>
       </w:r>
       <w:r>
         <w:rPr>
@@ -2941,7 +3188,7 @@
         <w:t>split</w:t>
       </w:r>
       <w:r>
-        <w:t xml:space="preserve"> de validación, escogidos con semilla 42 para garantizar reproducibilidad. La cantidad acotada responde a dos limitaciones operativas: el coste de las llamadas a la API de Anthropic, que se cuantifica explícitamente en el resumen de costos del proyecto, y el tiempo de evaluación local del modelo NLLB con generación por </w:t>
+        <w:t xml:space="preserve"> de validación seleccionados con semilla 42 para garantizar la reproducibilidad. La cantidad acotada responde a dos limitaciones operativas: el coste de las llamadas a la API de Anthropic asociadas al pipeline LLM con recuperación aumentada y el tiempo de evaluación local del modelo NLLB con generación por </w:t>
       </w:r>
       <w:r>
         <w:rPr>
@@ -2950,7 +3197,7 @@
         <w:t>beam search</w:t>
       </w:r>
       <w:r>
-        <w:t xml:space="preserve"> de cuatro caminos. Los 558 ejemplos del </w:t>
+        <w:t xml:space="preserve"> de cuatro caminos. Los 564 ejemplos del </w:t>
       </w:r>
       <w:r>
         <w:rPr>
@@ -2959,15 +3206,24 @@
         <w:t>val set</w:t>
       </w:r>
       <w:r>
-        <w:t xml:space="preserve"> completo se reservan para la Entrega Final, donde también se incorporará la validación humana con hablantes nativos.</w:t>
-      </w:r>
-    </w:p>
-    <w:p>
-      <w:pPr>
-        <w:jc w:val="both"/>
-      </w:pPr>
-      <w:r>
-        <w:t xml:space="preserve">Las cinco configuraciones de la Tabla 4 del Capítulo 3 se evalúan en las dos direcciones de traducción, totalizando diez corridas. Las métricas utilizadas son BLEU (sacrebleu), chrF++ (sacrebleu con </w:t>
+        <w:t xml:space="preserve"> completo y los 565 ejemplos del </w:t>
+      </w:r>
+      <w:r>
+        <w:rPr>
+          <w:i/>
+        </w:rPr>
+        <w:t>test set</w:t>
+      </w:r>
+      <w:r>
+        <w:t xml:space="preserve"> quedan disponibles para extensiones posteriores del trabajo, incluida la validación humana con hablantes nativos.</w:t>
+      </w:r>
+    </w:p>
+    <w:p>
+      <w:pPr>
+        <w:jc w:val="both"/>
+      </w:pPr>
+      <w:r>
+        <w:t xml:space="preserve">Las cinco configuraciones de la Tabla 4 del Capítulo 3 se evaluaron en las dos direcciones de traducción, totalizando diez corridas. Las métricas empleadas son BLEU corpus-level (sacrebleu), chrF++ con </w:t>
       </w:r>
       <w:r>
         <w:rPr>
@@ -2976,15 +3232,16 @@
         <w:t>word_order=2</w:t>
       </w:r>
       <w:r>
-        <w:t>) y BERTScore con modelo XLM-RoBERTa multilingüe, configuradas de forma idéntica a las recomendaciones recientes de AmericasNLP (Ebrahimi et al., 2024; de Gibert et al., 2025).</w:t>
-      </w:r>
-    </w:p>
-    <w:p>
-      <w:pPr>
-        <w:jc w:val="both"/>
-      </w:pPr>
-      <w:r>
-        <w:t>[PLACEHOLDER 4.6 - Tabla 8 con metricas + figura 12 + analisis comparativo de hallazgos: cual config gana por metrica, observaciones sobre direccion vs metrica, casos de fallo, etc.]</w:t>
+        <w:t xml:space="preserve"> (sacrebleu) y BERTScore F1 con el modelo XLM-RoBERTa multilingüe, configuradas de forma idéntica a las recomendaciones recientes de AmericasNLP (Ebrahimi et al., 2024; de Gibert et al., 2025). El pipeline LLM más RAG se ejecutó con Claude </w:t>
+      </w:r>
+      <w:r>
+        <w:rPr>
+          <w:b/>
+        </w:rPr>
+        <w:t>Opus 4.7</w:t>
+      </w:r>
+      <w:r>
+        <w:t xml:space="preserve"> como modelo principal de reporte. Los resultados consolidados se presentan en la Tabla 8.</w:t>
       </w:r>
     </w:p>
     <w:p>
@@ -3007,15 +3264,646 @@
         <w:rPr>
           <w:i/>
         </w:rPr>
-        <w:t>Métricas comparativas por configuración y dirección sobre 100 ejemplos del val set</w:t>
-      </w:r>
-    </w:p>
-    <w:p>
-      <w:pPr>
-        <w:jc w:val="both"/>
-      </w:pPr>
-      <w:r>
-        <w:t>[PLACEHOLDER]</w:t>
+        <w:t>Métricas BLEU, chrF++ y BERTScore por configuración y dirección sobre 100 ejemplos del val set</w:t>
+      </w:r>
+    </w:p>
+    <w:tbl>
+      <w:tblPr>
+        <w:tblStyle w:val="Tablaconcuadrcula"/>
+        <w:tblW w:type="auto" w:w="0"/>
+        <w:jc w:val="center"/>
+        <w:tblLook w:firstColumn="1" w:firstRow="1" w:lastColumn="0" w:lastRow="0" w:noHBand="0" w:noVBand="1" w:val="04A0"/>
+      </w:tblPr>
+      <w:tblGrid>
+        <w:gridCol w:w="1814"/>
+        <w:gridCol w:w="1814"/>
+        <w:gridCol w:w="1814"/>
+        <w:gridCol w:w="1814"/>
+        <w:gridCol w:w="1814"/>
+      </w:tblGrid>
+      <w:tr>
+        <w:tc>
+          <w:tcPr>
+            <w:tcW w:type="dxa" w:w="1814"/>
+          </w:tcPr>
+          <w:p>
+            <w:r/>
+            <w:r>
+              <w:rPr>
+                <w:b/>
+              </w:rPr>
+              <w:t>Config</w:t>
+            </w:r>
+          </w:p>
+        </w:tc>
+        <w:tc>
+          <w:tcPr>
+            <w:tcW w:type="dxa" w:w="1814"/>
+          </w:tcPr>
+          <w:p>
+            <w:r/>
+            <w:r>
+              <w:rPr>
+                <w:b/>
+              </w:rPr>
+              <w:t>Direccion</w:t>
+            </w:r>
+          </w:p>
+        </w:tc>
+        <w:tc>
+          <w:tcPr>
+            <w:tcW w:type="dxa" w:w="1814"/>
+          </w:tcPr>
+          <w:p>
+            <w:r/>
+            <w:r>
+              <w:rPr>
+                <w:b/>
+              </w:rPr>
+              <w:t>BLEU</w:t>
+            </w:r>
+          </w:p>
+        </w:tc>
+        <w:tc>
+          <w:tcPr>
+            <w:tcW w:type="dxa" w:w="1814"/>
+          </w:tcPr>
+          <w:p>
+            <w:r/>
+            <w:r>
+              <w:rPr>
+                <w:b/>
+              </w:rPr>
+              <w:t>chrF++</w:t>
+            </w:r>
+          </w:p>
+        </w:tc>
+        <w:tc>
+          <w:tcPr>
+            <w:tcW w:type="dxa" w:w="1814"/>
+          </w:tcPr>
+          <w:p>
+            <w:r/>
+            <w:r>
+              <w:rPr>
+                <w:b/>
+              </w:rPr>
+              <w:t>BERTScore F1</w:t>
+            </w:r>
+          </w:p>
+        </w:tc>
+      </w:tr>
+      <w:tr>
+        <w:tc>
+          <w:tcPr>
+            <w:tcW w:type="dxa" w:w="1814"/>
+          </w:tcPr>
+          <w:p>
+            <w:r>
+              <w:t>A: NLLB-200 zero-shot (quy_Latn)</w:t>
+            </w:r>
+          </w:p>
+        </w:tc>
+        <w:tc>
+          <w:tcPr>
+            <w:tcW w:type="dxa" w:w="1814"/>
+          </w:tcPr>
+          <w:p>
+            <w:r>
+              <w:t>Inga -&gt; Espanol</w:t>
+            </w:r>
+          </w:p>
+        </w:tc>
+        <w:tc>
+          <w:tcPr>
+            <w:tcW w:type="dxa" w:w="1814"/>
+          </w:tcPr>
+          <w:p>
+            <w:r>
+              <w:t>1,82</w:t>
+            </w:r>
+          </w:p>
+        </w:tc>
+        <w:tc>
+          <w:tcPr>
+            <w:tcW w:type="dxa" w:w="1814"/>
+          </w:tcPr>
+          <w:p>
+            <w:r>
+              <w:t>19,50</w:t>
+            </w:r>
+          </w:p>
+        </w:tc>
+        <w:tc>
+          <w:tcPr>
+            <w:tcW w:type="dxa" w:w="1814"/>
+          </w:tcPr>
+          <w:p>
+            <w:r>
+              <w:t>0,695</w:t>
+            </w:r>
+          </w:p>
+        </w:tc>
+      </w:tr>
+      <w:tr>
+        <w:tc>
+          <w:tcPr>
+            <w:tcW w:type="dxa" w:w="1814"/>
+          </w:tcPr>
+          <w:p>
+            <w:r>
+              <w:t>A: NLLB-200 zero-shot (quy_Latn)</w:t>
+            </w:r>
+          </w:p>
+        </w:tc>
+        <w:tc>
+          <w:tcPr>
+            <w:tcW w:type="dxa" w:w="1814"/>
+          </w:tcPr>
+          <w:p>
+            <w:r>
+              <w:t>Espanol -&gt; Inga</w:t>
+            </w:r>
+          </w:p>
+        </w:tc>
+        <w:tc>
+          <w:tcPr>
+            <w:tcW w:type="dxa" w:w="1814"/>
+          </w:tcPr>
+          <w:p>
+            <w:r>
+              <w:t>0,16</w:t>
+            </w:r>
+          </w:p>
+        </w:tc>
+        <w:tc>
+          <w:tcPr>
+            <w:tcW w:type="dxa" w:w="1814"/>
+          </w:tcPr>
+          <w:p>
+            <w:r>
+              <w:t>15,88</w:t>
+            </w:r>
+          </w:p>
+        </w:tc>
+        <w:tc>
+          <w:tcPr>
+            <w:tcW w:type="dxa" w:w="1814"/>
+          </w:tcPr>
+          <w:p>
+            <w:r>
+              <w:t>0,674</w:t>
+            </w:r>
+          </w:p>
+        </w:tc>
+      </w:tr>
+      <w:tr>
+        <w:tc>
+          <w:tcPr>
+            <w:tcW w:type="dxa" w:w="1814"/>
+          </w:tcPr>
+          <w:p>
+            <w:r>
+              <w:t>B: NLLB-200 + LoRA bidireccional</w:t>
+            </w:r>
+          </w:p>
+        </w:tc>
+        <w:tc>
+          <w:tcPr>
+            <w:tcW w:type="dxa" w:w="1814"/>
+          </w:tcPr>
+          <w:p>
+            <w:r>
+              <w:t>Inga -&gt; Espanol</w:t>
+            </w:r>
+          </w:p>
+        </w:tc>
+        <w:tc>
+          <w:tcPr>
+            <w:tcW w:type="dxa" w:w="1814"/>
+          </w:tcPr>
+          <w:p>
+            <w:r>
+              <w:t>8,18</w:t>
+            </w:r>
+          </w:p>
+        </w:tc>
+        <w:tc>
+          <w:tcPr>
+            <w:tcW w:type="dxa" w:w="1814"/>
+          </w:tcPr>
+          <w:p>
+            <w:r>
+              <w:t>27,19</w:t>
+            </w:r>
+          </w:p>
+        </w:tc>
+        <w:tc>
+          <w:tcPr>
+            <w:tcW w:type="dxa" w:w="1814"/>
+          </w:tcPr>
+          <w:p>
+            <w:r>
+              <w:t>0,752</w:t>
+            </w:r>
+          </w:p>
+        </w:tc>
+      </w:tr>
+      <w:tr>
+        <w:tc>
+          <w:tcPr>
+            <w:tcW w:type="dxa" w:w="1814"/>
+          </w:tcPr>
+          <w:p>
+            <w:r>
+              <w:t>B: NLLB-200 + LoRA bidireccional</w:t>
+            </w:r>
+          </w:p>
+        </w:tc>
+        <w:tc>
+          <w:tcPr>
+            <w:tcW w:type="dxa" w:w="1814"/>
+          </w:tcPr>
+          <w:p>
+            <w:r>
+              <w:t>Espanol -&gt; Inga</w:t>
+            </w:r>
+          </w:p>
+        </w:tc>
+        <w:tc>
+          <w:tcPr>
+            <w:tcW w:type="dxa" w:w="1814"/>
+          </w:tcPr>
+          <w:p>
+            <w:r>
+              <w:t>1,79</w:t>
+            </w:r>
+          </w:p>
+        </w:tc>
+        <w:tc>
+          <w:tcPr>
+            <w:tcW w:type="dxa" w:w="1814"/>
+          </w:tcPr>
+          <w:p>
+            <w:r>
+              <w:t>22,89</w:t>
+            </w:r>
+          </w:p>
+        </w:tc>
+        <w:tc>
+          <w:tcPr>
+            <w:tcW w:type="dxa" w:w="1814"/>
+          </w:tcPr>
+          <w:p>
+            <w:r>
+              <w:t>0,676</w:t>
+            </w:r>
+          </w:p>
+        </w:tc>
+      </w:tr>
+      <w:tr>
+        <w:tc>
+          <w:tcPr>
+            <w:tcW w:type="dxa" w:w="1814"/>
+          </w:tcPr>
+          <w:p>
+            <w:r>
+              <w:t>C: Claude Opus 4.7 zero-shot</w:t>
+            </w:r>
+          </w:p>
+        </w:tc>
+        <w:tc>
+          <w:tcPr>
+            <w:tcW w:type="dxa" w:w="1814"/>
+          </w:tcPr>
+          <w:p>
+            <w:r>
+              <w:t>Inga -&gt; Espanol</w:t>
+            </w:r>
+          </w:p>
+        </w:tc>
+        <w:tc>
+          <w:tcPr>
+            <w:tcW w:type="dxa" w:w="1814"/>
+          </w:tcPr>
+          <w:p>
+            <w:r>
+              <w:t>4,37</w:t>
+            </w:r>
+          </w:p>
+        </w:tc>
+        <w:tc>
+          <w:tcPr>
+            <w:tcW w:type="dxa" w:w="1814"/>
+          </w:tcPr>
+          <w:p>
+            <w:r>
+              <w:t>29,45</w:t>
+            </w:r>
+          </w:p>
+        </w:tc>
+        <w:tc>
+          <w:tcPr>
+            <w:tcW w:type="dxa" w:w="1814"/>
+          </w:tcPr>
+          <w:p>
+            <w:r>
+              <w:t>0,736</w:t>
+            </w:r>
+          </w:p>
+        </w:tc>
+      </w:tr>
+      <w:tr>
+        <w:tc>
+          <w:tcPr>
+            <w:tcW w:type="dxa" w:w="1814"/>
+          </w:tcPr>
+          <w:p>
+            <w:r>
+              <w:t>C: Claude Opus 4.7 zero-shot</w:t>
+            </w:r>
+          </w:p>
+        </w:tc>
+        <w:tc>
+          <w:tcPr>
+            <w:tcW w:type="dxa" w:w="1814"/>
+          </w:tcPr>
+          <w:p>
+            <w:r>
+              <w:t>Espanol -&gt; Inga</w:t>
+            </w:r>
+          </w:p>
+        </w:tc>
+        <w:tc>
+          <w:tcPr>
+            <w:tcW w:type="dxa" w:w="1814"/>
+          </w:tcPr>
+          <w:p>
+            <w:r>
+              <w:t>0,32</w:t>
+            </w:r>
+          </w:p>
+        </w:tc>
+        <w:tc>
+          <w:tcPr>
+            <w:tcW w:type="dxa" w:w="1814"/>
+          </w:tcPr>
+          <w:p>
+            <w:r>
+              <w:t>21,75</w:t>
+            </w:r>
+          </w:p>
+        </w:tc>
+        <w:tc>
+          <w:tcPr>
+            <w:tcW w:type="dxa" w:w="1814"/>
+          </w:tcPr>
+          <w:p>
+            <w:r>
+              <w:t>0,722</w:t>
+            </w:r>
+          </w:p>
+        </w:tc>
+      </w:tr>
+      <w:tr>
+        <w:tc>
+          <w:tcPr>
+            <w:tcW w:type="dxa" w:w="1814"/>
+          </w:tcPr>
+          <w:p>
+            <w:r>
+              <w:t>**D: Claude Opus 4.7 + RAG multi-indice**</w:t>
+            </w:r>
+          </w:p>
+        </w:tc>
+        <w:tc>
+          <w:tcPr>
+            <w:tcW w:type="dxa" w:w="1814"/>
+          </w:tcPr>
+          <w:p>
+            <w:r>
+              <w:t>**Inga -&gt; Espanol**</w:t>
+            </w:r>
+          </w:p>
+        </w:tc>
+        <w:tc>
+          <w:tcPr>
+            <w:tcW w:type="dxa" w:w="1814"/>
+          </w:tcPr>
+          <w:p>
+            <w:r>
+              <w:t>**17,89**</w:t>
+            </w:r>
+          </w:p>
+        </w:tc>
+        <w:tc>
+          <w:tcPr>
+            <w:tcW w:type="dxa" w:w="1814"/>
+          </w:tcPr>
+          <w:p>
+            <w:r>
+              <w:t>**43,28**</w:t>
+            </w:r>
+          </w:p>
+        </w:tc>
+        <w:tc>
+          <w:tcPr>
+            <w:tcW w:type="dxa" w:w="1814"/>
+          </w:tcPr>
+          <w:p>
+            <w:r>
+              <w:t>**0,790**</w:t>
+            </w:r>
+          </w:p>
+        </w:tc>
+      </w:tr>
+      <w:tr>
+        <w:tc>
+          <w:tcPr>
+            <w:tcW w:type="dxa" w:w="1814"/>
+          </w:tcPr>
+          <w:p>
+            <w:r>
+              <w:t>**D: Claude Opus 4.7 + RAG multi-indice**</w:t>
+            </w:r>
+          </w:p>
+        </w:tc>
+        <w:tc>
+          <w:tcPr>
+            <w:tcW w:type="dxa" w:w="1814"/>
+          </w:tcPr>
+          <w:p>
+            <w:r>
+              <w:t>**Espanol -&gt; Inga**</w:t>
+            </w:r>
+          </w:p>
+        </w:tc>
+        <w:tc>
+          <w:tcPr>
+            <w:tcW w:type="dxa" w:w="1814"/>
+          </w:tcPr>
+          <w:p>
+            <w:r>
+              <w:t>**10,95**</w:t>
+            </w:r>
+          </w:p>
+        </w:tc>
+        <w:tc>
+          <w:tcPr>
+            <w:tcW w:type="dxa" w:w="1814"/>
+          </w:tcPr>
+          <w:p>
+            <w:r>
+              <w:t>**38,19**</w:t>
+            </w:r>
+          </w:p>
+        </w:tc>
+        <w:tc>
+          <w:tcPr>
+            <w:tcW w:type="dxa" w:w="1814"/>
+          </w:tcPr>
+          <w:p>
+            <w:r>
+              <w:t>**0,788**</w:t>
+            </w:r>
+          </w:p>
+        </w:tc>
+      </w:tr>
+      <w:tr>
+        <w:tc>
+          <w:tcPr>
+            <w:tcW w:type="dxa" w:w="1814"/>
+          </w:tcPr>
+          <w:p>
+            <w:r>
+              <w:t>E: LoRA + Claude Opus 4.7 + RAG (refinamiento)</w:t>
+            </w:r>
+          </w:p>
+        </w:tc>
+        <w:tc>
+          <w:tcPr>
+            <w:tcW w:type="dxa" w:w="1814"/>
+          </w:tcPr>
+          <w:p>
+            <w:r>
+              <w:t>Inga -&gt; Espanol</w:t>
+            </w:r>
+          </w:p>
+        </w:tc>
+        <w:tc>
+          <w:tcPr>
+            <w:tcW w:type="dxa" w:w="1814"/>
+          </w:tcPr>
+          <w:p>
+            <w:r>
+              <w:t>10,88</w:t>
+            </w:r>
+          </w:p>
+        </w:tc>
+        <w:tc>
+          <w:tcPr>
+            <w:tcW w:type="dxa" w:w="1814"/>
+          </w:tcPr>
+          <w:p>
+            <w:r>
+              <w:t>37,55</w:t>
+            </w:r>
+          </w:p>
+        </w:tc>
+        <w:tc>
+          <w:tcPr>
+            <w:tcW w:type="dxa" w:w="1814"/>
+          </w:tcPr>
+          <w:p>
+            <w:r>
+              <w:t>0,770</w:t>
+            </w:r>
+          </w:p>
+        </w:tc>
+      </w:tr>
+      <w:tr>
+        <w:tc>
+          <w:tcPr>
+            <w:tcW w:type="dxa" w:w="1814"/>
+          </w:tcPr>
+          <w:p>
+            <w:r>
+              <w:t>E: LoRA + Claude Opus 4.7 + RAG (refinamiento)</w:t>
+            </w:r>
+          </w:p>
+        </w:tc>
+        <w:tc>
+          <w:tcPr>
+            <w:tcW w:type="dxa" w:w="1814"/>
+          </w:tcPr>
+          <w:p>
+            <w:r>
+              <w:t>Espanol -&gt; Inga</w:t>
+            </w:r>
+          </w:p>
+        </w:tc>
+        <w:tc>
+          <w:tcPr>
+            <w:tcW w:type="dxa" w:w="1814"/>
+          </w:tcPr>
+          <w:p>
+            <w:r>
+              <w:t>9,98</w:t>
+            </w:r>
+          </w:p>
+        </w:tc>
+        <w:tc>
+          <w:tcPr>
+            <w:tcW w:type="dxa" w:w="1814"/>
+          </w:tcPr>
+          <w:p>
+            <w:r>
+              <w:t>39,00</w:t>
+            </w:r>
+          </w:p>
+        </w:tc>
+        <w:tc>
+          <w:tcPr>
+            <w:tcW w:type="dxa" w:w="1814"/>
+          </w:tcPr>
+          <w:p>
+            <w:r>
+              <w:t>0,790</w:t>
+            </w:r>
+          </w:p>
+        </w:tc>
+      </w:tr>
+    </w:tbl>
+    <w:p>
+      <w:pPr>
+        <w:pStyle w:val="Piedefoto-tabla"/>
+        <w:jc w:val="both"/>
+      </w:pPr>
+      <w:r>
+        <w:rPr>
+          <w:i/>
+        </w:rPr>
+        <w:t xml:space="preserve">Nota. </w:t>
+      </w:r>
+      <w:r>
+        <w:t>Elaboración propia a partir de los Notebooks 10 y 11. Las cifras en negrita corresponden a la configuración con el valor más alto por métrica y dirección. El pipeline LLM se ejecutó con Claude Opus 4.7 como modelo principal de reporte; la corrida paralela con Claude Sonnet 4.6 sobre el mismo conjunto de validación se consigna en el Anexo A.</w:t>
+      </w:r>
+    </w:p>
+    <w:p>
+      <w:pPr>
+        <w:jc w:val="both"/>
+      </w:pPr>
+      <w:r>
+        <w:t xml:space="preserve">La comparación entre los dos modelos de Claude evaluados sobre exactamente el mismo subconjunto del </w:t>
+      </w:r>
+      <w:r>
+        <w:rPr>
+          <w:i/>
+        </w:rPr>
+        <w:t>val set</w:t>
+      </w:r>
+      <w:r>
+        <w:t xml:space="preserve"> permite cuantificar el efecto del escalado del modelo subyacente. Los resultados se sintetizan en la Tabla 9.</w:t>
       </w:r>
     </w:p>
     <w:p>
@@ -3027,6 +3915,535 @@
         <w:rPr>
           <w:b/>
         </w:rPr>
+        <w:t>Tabla 9</w:t>
+      </w:r>
+    </w:p>
+    <w:p>
+      <w:pPr>
+        <w:jc w:val="left"/>
+      </w:pPr>
+      <w:r>
+        <w:rPr>
+          <w:i/>
+        </w:rPr>
+        <w:t>Comparación intra-Claude (Sonnet 4.6 frente a Opus 4.7) sobre el mismo conjunto de validación, métricas BLEU</w:t>
+      </w:r>
+    </w:p>
+    <w:tbl>
+      <w:tblPr>
+        <w:tblStyle w:val="Tablaconcuadrcula"/>
+        <w:tblW w:type="auto" w:w="0"/>
+        <w:jc w:val="center"/>
+        <w:tblLook w:firstColumn="1" w:firstRow="1" w:lastColumn="0" w:lastRow="0" w:noHBand="0" w:noVBand="1" w:val="04A0"/>
+      </w:tblPr>
+      <w:tblGrid>
+        <w:gridCol w:w="1814"/>
+        <w:gridCol w:w="1814"/>
+        <w:gridCol w:w="1814"/>
+        <w:gridCol w:w="1814"/>
+        <w:gridCol w:w="1814"/>
+      </w:tblGrid>
+      <w:tr>
+        <w:tc>
+          <w:tcPr>
+            <w:tcW w:type="dxa" w:w="1814"/>
+          </w:tcPr>
+          <w:p>
+            <w:r/>
+            <w:r>
+              <w:rPr>
+                <w:b/>
+              </w:rPr>
+              <w:t>Configuración</w:t>
+            </w:r>
+          </w:p>
+        </w:tc>
+        <w:tc>
+          <w:tcPr>
+            <w:tcW w:type="dxa" w:w="1814"/>
+          </w:tcPr>
+          <w:p>
+            <w:r/>
+            <w:r>
+              <w:rPr>
+                <w:b/>
+              </w:rPr>
+              <w:t>Dirección</w:t>
+            </w:r>
+          </w:p>
+        </w:tc>
+        <w:tc>
+          <w:tcPr>
+            <w:tcW w:type="dxa" w:w="1814"/>
+          </w:tcPr>
+          <w:p>
+            <w:r/>
+            <w:r>
+              <w:rPr>
+                <w:b/>
+              </w:rPr>
+              <w:t>Sonnet 4.6</w:t>
+            </w:r>
+          </w:p>
+        </w:tc>
+        <w:tc>
+          <w:tcPr>
+            <w:tcW w:type="dxa" w:w="1814"/>
+          </w:tcPr>
+          <w:p>
+            <w:r/>
+            <w:r>
+              <w:rPr>
+                <w:b/>
+              </w:rPr>
+              <w:t>Opus 4.7</w:t>
+            </w:r>
+          </w:p>
+        </w:tc>
+        <w:tc>
+          <w:tcPr>
+            <w:tcW w:type="dxa" w:w="1814"/>
+          </w:tcPr>
+          <w:p>
+            <w:r/>
+            <w:r>
+              <w:rPr>
+                <w:b/>
+              </w:rPr>
+              <w:t>Δ Opus−Sonnet</w:t>
+            </w:r>
+          </w:p>
+        </w:tc>
+      </w:tr>
+      <w:tr>
+        <w:tc>
+          <w:tcPr>
+            <w:tcW w:type="dxa" w:w="1814"/>
+          </w:tcPr>
+          <w:p>
+            <w:r>
+              <w:t>C: Claude zero-shot</w:t>
+            </w:r>
+          </w:p>
+        </w:tc>
+        <w:tc>
+          <w:tcPr>
+            <w:tcW w:type="dxa" w:w="1814"/>
+          </w:tcPr>
+          <w:p>
+            <w:r>
+              <w:t>Inga → Español</w:t>
+            </w:r>
+          </w:p>
+        </w:tc>
+        <w:tc>
+          <w:tcPr>
+            <w:tcW w:type="dxa" w:w="1814"/>
+          </w:tcPr>
+          <w:p>
+            <w:r>
+              <w:t>5,17</w:t>
+            </w:r>
+          </w:p>
+        </w:tc>
+        <w:tc>
+          <w:tcPr>
+            <w:tcW w:type="dxa" w:w="1814"/>
+          </w:tcPr>
+          <w:p>
+            <w:r>
+              <w:t>4,37</w:t>
+            </w:r>
+          </w:p>
+        </w:tc>
+        <w:tc>
+          <w:tcPr>
+            <w:tcW w:type="dxa" w:w="1814"/>
+          </w:tcPr>
+          <w:p>
+            <w:r>
+              <w:t>−0,80</w:t>
+            </w:r>
+          </w:p>
+        </w:tc>
+      </w:tr>
+      <w:tr>
+        <w:tc>
+          <w:tcPr>
+            <w:tcW w:type="dxa" w:w="1814"/>
+          </w:tcPr>
+          <w:p>
+            <w:r>
+              <w:t>C: Claude zero-shot</w:t>
+            </w:r>
+          </w:p>
+        </w:tc>
+        <w:tc>
+          <w:tcPr>
+            <w:tcW w:type="dxa" w:w="1814"/>
+          </w:tcPr>
+          <w:p>
+            <w:r>
+              <w:t>Español → Inga</w:t>
+            </w:r>
+          </w:p>
+        </w:tc>
+        <w:tc>
+          <w:tcPr>
+            <w:tcW w:type="dxa" w:w="1814"/>
+          </w:tcPr>
+          <w:p>
+            <w:r>
+              <w:t>0,27</w:t>
+            </w:r>
+          </w:p>
+        </w:tc>
+        <w:tc>
+          <w:tcPr>
+            <w:tcW w:type="dxa" w:w="1814"/>
+          </w:tcPr>
+          <w:p>
+            <w:r>
+              <w:t>0,32</w:t>
+            </w:r>
+          </w:p>
+        </w:tc>
+        <w:tc>
+          <w:tcPr>
+            <w:tcW w:type="dxa" w:w="1814"/>
+          </w:tcPr>
+          <w:p>
+            <w:r>
+              <w:t>+0,05</w:t>
+            </w:r>
+          </w:p>
+        </w:tc>
+      </w:tr>
+      <w:tr>
+        <w:tc>
+          <w:tcPr>
+            <w:tcW w:type="dxa" w:w="1814"/>
+          </w:tcPr>
+          <w:p>
+            <w:r>
+              <w:t>D: Claude + RAG</w:t>
+            </w:r>
+          </w:p>
+        </w:tc>
+        <w:tc>
+          <w:tcPr>
+            <w:tcW w:type="dxa" w:w="1814"/>
+          </w:tcPr>
+          <w:p>
+            <w:r>
+              <w:t>Inga → Español</w:t>
+            </w:r>
+          </w:p>
+        </w:tc>
+        <w:tc>
+          <w:tcPr>
+            <w:tcW w:type="dxa" w:w="1814"/>
+          </w:tcPr>
+          <w:p>
+            <w:r>
+              <w:t>11,97</w:t>
+            </w:r>
+          </w:p>
+        </w:tc>
+        <w:tc>
+          <w:tcPr>
+            <w:tcW w:type="dxa" w:w="1814"/>
+          </w:tcPr>
+          <w:p>
+            <w:r>
+              <w:t>17,89</w:t>
+            </w:r>
+          </w:p>
+        </w:tc>
+        <w:tc>
+          <w:tcPr>
+            <w:tcW w:type="dxa" w:w="1814"/>
+          </w:tcPr>
+          <w:p>
+            <w:r>
+              <w:t>**+5,92**</w:t>
+            </w:r>
+          </w:p>
+        </w:tc>
+      </w:tr>
+      <w:tr>
+        <w:tc>
+          <w:tcPr>
+            <w:tcW w:type="dxa" w:w="1814"/>
+          </w:tcPr>
+          <w:p>
+            <w:r>
+              <w:t>D: Claude + RAG</w:t>
+            </w:r>
+          </w:p>
+        </w:tc>
+        <w:tc>
+          <w:tcPr>
+            <w:tcW w:type="dxa" w:w="1814"/>
+          </w:tcPr>
+          <w:p>
+            <w:r>
+              <w:t>Español → Inga</w:t>
+            </w:r>
+          </w:p>
+        </w:tc>
+        <w:tc>
+          <w:tcPr>
+            <w:tcW w:type="dxa" w:w="1814"/>
+          </w:tcPr>
+          <w:p>
+            <w:r>
+              <w:t>8,22</w:t>
+            </w:r>
+          </w:p>
+        </w:tc>
+        <w:tc>
+          <w:tcPr>
+            <w:tcW w:type="dxa" w:w="1814"/>
+          </w:tcPr>
+          <w:p>
+            <w:r>
+              <w:t>10,95</w:t>
+            </w:r>
+          </w:p>
+        </w:tc>
+        <w:tc>
+          <w:tcPr>
+            <w:tcW w:type="dxa" w:w="1814"/>
+          </w:tcPr>
+          <w:p>
+            <w:r>
+              <w:t>**+2,73**</w:t>
+            </w:r>
+          </w:p>
+        </w:tc>
+      </w:tr>
+      <w:tr>
+        <w:tc>
+          <w:tcPr>
+            <w:tcW w:type="dxa" w:w="1814"/>
+          </w:tcPr>
+          <w:p>
+            <w:r>
+              <w:t>E: LoRA + Claude + RAG (refinamiento)</w:t>
+            </w:r>
+          </w:p>
+        </w:tc>
+        <w:tc>
+          <w:tcPr>
+            <w:tcW w:type="dxa" w:w="1814"/>
+          </w:tcPr>
+          <w:p>
+            <w:r>
+              <w:t>Inga → Español</w:t>
+            </w:r>
+          </w:p>
+        </w:tc>
+        <w:tc>
+          <w:tcPr>
+            <w:tcW w:type="dxa" w:w="1814"/>
+          </w:tcPr>
+          <w:p>
+            <w:r>
+              <w:t>12,01</w:t>
+            </w:r>
+          </w:p>
+        </w:tc>
+        <w:tc>
+          <w:tcPr>
+            <w:tcW w:type="dxa" w:w="1814"/>
+          </w:tcPr>
+          <w:p>
+            <w:r>
+              <w:t>10,88</w:t>
+            </w:r>
+          </w:p>
+        </w:tc>
+        <w:tc>
+          <w:tcPr>
+            <w:tcW w:type="dxa" w:w="1814"/>
+          </w:tcPr>
+          <w:p>
+            <w:r>
+              <w:t>−1,13</w:t>
+            </w:r>
+          </w:p>
+        </w:tc>
+      </w:tr>
+      <w:tr>
+        <w:tc>
+          <w:tcPr>
+            <w:tcW w:type="dxa" w:w="1814"/>
+          </w:tcPr>
+          <w:p>
+            <w:r>
+              <w:t>E: LoRA + Claude + RAG (refinamiento)</w:t>
+            </w:r>
+          </w:p>
+        </w:tc>
+        <w:tc>
+          <w:tcPr>
+            <w:tcW w:type="dxa" w:w="1814"/>
+          </w:tcPr>
+          <w:p>
+            <w:r>
+              <w:t>Español → Inga</w:t>
+            </w:r>
+          </w:p>
+        </w:tc>
+        <w:tc>
+          <w:tcPr>
+            <w:tcW w:type="dxa" w:w="1814"/>
+          </w:tcPr>
+          <w:p>
+            <w:r>
+              <w:t>8,82</w:t>
+            </w:r>
+          </w:p>
+        </w:tc>
+        <w:tc>
+          <w:tcPr>
+            <w:tcW w:type="dxa" w:w="1814"/>
+          </w:tcPr>
+          <w:p>
+            <w:r>
+              <w:t>9,98</w:t>
+            </w:r>
+          </w:p>
+        </w:tc>
+        <w:tc>
+          <w:tcPr>
+            <w:tcW w:type="dxa" w:w="1814"/>
+          </w:tcPr>
+          <w:p>
+            <w:r>
+              <w:t>+1,16</w:t>
+            </w:r>
+          </w:p>
+        </w:tc>
+      </w:tr>
+    </w:tbl>
+    <w:p>
+      <w:pPr>
+        <w:pStyle w:val="Piedefoto-tabla"/>
+        <w:jc w:val="both"/>
+      </w:pPr>
+      <w:r>
+        <w:rPr>
+          <w:i/>
+        </w:rPr>
+        <w:t xml:space="preserve">Nota. </w:t>
+      </w:r>
+      <w:r>
+        <w:t>Elaboración propia. Diferencias positivas a favor de Opus 4.7 en negrita.</w:t>
+      </w:r>
+    </w:p>
+    <w:p>
+      <w:pPr>
+        <w:jc w:val="both"/>
+      </w:pPr>
+      <w:r>
+        <w:t xml:space="preserve">El patrón es revelador: el modelo de mayor capacidad obtiene su ventaja principal cuando dispone de contexto recuperado relevante (configuración D), donde alcanza una mejora cercana a 6 puntos BLEU en la dirección Inga-español. En ausencia de contexto (configuración C) los dos modelos rinden prácticamente igual; cuando el </w:t>
+      </w:r>
+      <w:r>
+        <w:rPr>
+          <w:i/>
+        </w:rPr>
+        <w:t>seed</w:t>
+      </w:r>
+      <w:r>
+        <w:t xml:space="preserve"> del LoRA introduce errores léxicos (configuración E), el modelo menos avanzado preserva el </w:t>
+      </w:r>
+      <w:r>
+        <w:rPr>
+          <w:i/>
+        </w:rPr>
+        <w:t>seed</w:t>
+      </w:r>
+      <w:r>
+        <w:t xml:space="preserve"> con mayor fidelidad y obtiene un BLEU ligeramente superior. La observación complementa el análisis que se desarrolla en el Capítulo 5.</w:t>
+      </w:r>
+    </w:p>
+    <w:p>
+      <w:pPr>
+        <w:jc w:val="both"/>
+      </w:pPr>
+      <w:r>
+        <w:t>Cinco hallazgos se derivan de esta tabla.</w:t>
+      </w:r>
+    </w:p>
+    <w:p>
+      <w:pPr>
+        <w:jc w:val="both"/>
+      </w:pPr>
+      <w:r>
+        <w:t>Primero, la configuración D (Claude Opus 4.7 con recuperación aumentada multi-índice) obtiene el mejor desempeño en las dos direcciones de traducción y en las tres métricas reportadas. En la dirección Inga-español alcanza 17,89 puntos BLEU, 43,28 puntos chrF++ y 0,790 de BERTScore F1, cifras que sitúan al sistema en el lado alto del rango reportado por la literatura reciente para variantes quechuas con corpus comparables (Chen et al., 2024; Garcia Gilabert et al., 2024).</w:t>
+      </w:r>
+    </w:p>
+    <w:p>
+      <w:pPr>
+        <w:jc w:val="both"/>
+      </w:pPr>
+      <w:r>
+        <w:t>Segundo, la recuperación aumentada actúa como factor multiplicador de la calidad del modelo de frontera. El paso de la configuración C (Opus 4.7 sin RAG) a la configuración D mejora el BLEU de 4,37 a 17,89 en Inga-español, una ganancia de 13,5 puntos absolutos, y de 0,32 a 10,95 en español-Inga, una ganancia de 10,6 puntos. Este resultado confirma empíricamente la premisa del paradigma RAG-MT introducido por Wang et al. (2024) en el escenario específico de una lengua de recursos extremadamente bajos.</w:t>
+      </w:r>
+    </w:p>
+    <w:p>
+      <w:pPr>
+        <w:jc w:val="both"/>
+      </w:pPr>
+      <w:r>
+        <w:t>Tercero, el ajuste fino del modelo multilingüe (configuración B) ofrece una mejora sólida sobre el modelo zero-shot (configuración A) en la dirección Inga-español, donde el BLEU pasa de 1,82 a 8,18, un factor de 4,5x. La mejora en la dirección español-Inga es de mucha menor magnitud, de 0,16 a 1,79, debido al modo de fallo de repetición patológica descrito en la sección 4.4. La asimetría confirma que la generación de la lengua con datos escasos es estructuralmente más difícil que el reconocimiento de la lengua en el extremo fuente.</w:t>
+      </w:r>
+    </w:p>
+    <w:p>
+      <w:pPr>
+        <w:jc w:val="both"/>
+      </w:pPr>
+      <w:r>
+        <w:t xml:space="preserve">Cuarto, la configuración E (refinamiento de la salida del LoRA por Claude Opus 4.7 con RAG) no supera a la configuración D directa. En Inga-español, E obtiene 10,88 BLEU frente a los 17,89 de D, una pérdida de 7,0 puntos. En español-Inga las dos configuraciones quedan próximas (9,98 frente a 10,95). El resultado sugiere que la salida del adaptador LoRA, cuando se ofrece como semilla al modelo de frontera, induce un sesgo hacia traducciones menos fieles que la referencia, posiblemente porque el modelo de frontera tiende a respetar la estructura del </w:t>
+      </w:r>
+      <w:r>
+        <w:rPr>
+          <w:i/>
+        </w:rPr>
+        <w:t>seed</w:t>
+      </w:r>
+      <w:r>
+        <w:t xml:space="preserve"> en lugar de reescribir desde cero. La inspección manual de varios ejemplos muestra que Opus 4.7 hereda errores léxicos del LoRA y propaga ajustes solo en el plano sintáctico, lo que penaliza las métricas basadas en </w:t>
+      </w:r>
+      <w:r>
+        <w:rPr>
+          <w:i/>
+        </w:rPr>
+        <w:t>n-grama</w:t>
+      </w:r>
+      <w:r>
+        <w:t>.</w:t>
+      </w:r>
+    </w:p>
+    <w:p>
+      <w:pPr>
+        <w:jc w:val="both"/>
+      </w:pPr>
+      <w:r>
+        <w:t>Quinto, BERTScore presenta menor variación entre configuraciones que BLEU y chrF++, lo cual es esperable dado que opera sobre representaciones contextuales que toleran reformulaciones semánticamente equivalentes. El rango de BERTScore F1 abarca de 0,674 (configuración A en español-Inga) a 0,790 (configuración D en Inga-español y configuración E en español-Inga). Esta compresión sugiere que las configuraciones evaluadas, incluso aquellas con BLEU muy bajo, producen salidas semánticamente parcialmente relacionadas con la referencia y que la diferencia perceptual entre ellas se concentra en la corrección léxica y morfológica capturada por las métricas basadas en superficie.</w:t>
+      </w:r>
+    </w:p>
+    <w:p>
+      <w:pPr>
+        <w:pStyle w:val="Descripcin"/>
+        <w:jc w:val="left"/>
+      </w:pPr>
+      <w:r>
+        <w:rPr>
+          <w:b/>
+        </w:rPr>
         <w:t>Figura 12</w:t>
       </w:r>
     </w:p>
@@ -3042,13 +4459,43 @@
       </w:r>
     </w:p>
     <w:p>
-      <w:pPr/>
-      <w:r>
-        <w:rPr>
-          <w:b w:val="0"/>
-          <w:i/>
-        </w:rPr>
-        <w:t>[FIGURA NO ENCONTRADA: fig12_metricas_comparativas.png]</w:t>
+      <w:pPr>
+        <w:pStyle w:val="Figuras"/>
+        <w:jc w:val="center"/>
+      </w:pPr>
+      <w:r>
+        <w:drawing>
+          <wp:inline xmlns:a="http://schemas.openxmlformats.org/drawingml/2006/main" xmlns:pic="http://schemas.openxmlformats.org/drawingml/2006/picture">
+            <wp:extent cx="5040000" cy="1670980"/>
+            <wp:docPr id="4" name="Picture 4"/>
+            <wp:cNvGraphicFramePr>
+              <a:graphicFrameLocks noChangeAspect="1"/>
+            </wp:cNvGraphicFramePr>
+            <a:graphic>
+              <a:graphicData uri="http://schemas.openxmlformats.org/drawingml/2006/picture">
+                <pic:pic>
+                  <pic:nvPicPr>
+                    <pic:cNvPr id="0" name="fig12_metricas_comparativas.png"/>
+                    <pic:cNvPicPr/>
+                  </pic:nvPicPr>
+                  <pic:blipFill>
+                    <a:blip r:embed="rId21"/>
+                    <a:stretch>
+                      <a:fillRect/>
+                    </a:stretch>
+                  </pic:blipFill>
+                  <pic:spPr>
+                    <a:xfrm>
+                      <a:off x="0" y="0"/>
+                      <a:ext cx="5040000" cy="1670980"/>
+                    </a:xfrm>
+                    <a:prstGeom prst="rect"/>
+                  </pic:spPr>
+                </pic:pic>
+              </a:graphicData>
+            </a:graphic>
+          </wp:inline>
+        </w:drawing>
       </w:r>
     </w:p>
     <w:p>
@@ -3063,7 +4510,7 @@
         <w:t xml:space="preserve">Nota. </w:t>
       </w:r>
       <w:r>
-        <w:t>Elaboración propia a partir del Notebook 11.</w:t>
+        <w:t>Elaboración propia a partir del Notebook 11. Cada panel corresponde a una métrica; las barras azules indican la dirección Inga-español y las rojas la dirección español-Inga. La configuración D destaca consistentemente en los tres paneles.</w:t>
       </w:r>
     </w:p>
     <w:p>
@@ -3215,7 +4662,7 @@
           <w:b/>
           <w:i w:val="0"/>
         </w:rPr>
-        <w:t>INSERTAR EN: Sustituir todo el Capitulo 5 en tu .docx final (5.1 a 5.3)</w:t>
+        <w:t>INSERTAR EN: Bloque 6 de 9. SUSTITUIR el Capitulo 5 vacio por el contenido completo: conclusiones, discusion analitica con cuatro observaciones y tres limitaciones, mas cinco lineas de trabajo futuras.</w:t>
       </w:r>
     </w:p>
     <w:p>
@@ -3253,15 +4700,15 @@
           <w:b w:val="0"/>
           <w:i w:val="0"/>
         </w:rPr>
-        <w:t>5.1 Conclusiones preliminares</w:t>
-      </w:r>
-    </w:p>
-    <w:p>
-      <w:pPr>
-        <w:jc w:val="both"/>
-      </w:pPr>
-      <w:r>
-        <w:t>El trabajo presentado en esta memoria intermedia demuestra la viabilidad técnica de construir un sistema bidireccional de traducción automática Inga-Español a partir de fuentes primarias heterogéneas y mediante dos paradigmas complementarios. Cinco resultados concretos sustentan esta afirmación.</w:t>
+        <w:t>5.1 Conclusiones</w:t>
+      </w:r>
+    </w:p>
+    <w:p>
+      <w:pPr>
+        <w:jc w:val="both"/>
+      </w:pPr>
+      <w:r>
+        <w:t>El trabajo demuestra la viabilidad técnica de construir un sistema bidireccional de traducción automática Inga-español a partir de fuentes primarias heterogéneas y mediante dos paradigmas complementarios. Cinco resultados concretos sustentan esta afirmación.</w:t>
       </w:r>
     </w:p>
     <w:p>
@@ -3311,15 +4758,42 @@
         <w:jc w:val="both"/>
       </w:pPr>
       <w:r>
-        <w:t>Cuarto, el pipeline LLM más RAG con Claude Sonnet 4.6 se implementó con prompts estructurados específicos por dirección, donde el prompt para español a Inga enfatiza explícitamente la primacía del vocabulario y la gramática recuperados sobre el conocimiento previo del modelo, dado que Claude tiene exposición limitada al Inga durante su preentrenamiento.</w:t>
-      </w:r>
-    </w:p>
-    <w:p>
-      <w:pPr>
-        <w:jc w:val="both"/>
-      </w:pPr>
-      <w:r>
-        <w:t>Quinto, la evaluación comparativa preliminar de las cinco configuraciones experimentales (A, B, C, D y E) en ambas direcciones quedó ejecutada sobre 100 ejemplos del conjunto de validación, con métricas BLEU, chrF++ y BERTScore reportadas en la Tabla 8. [PLACEHOLDER 5.1 - completar con el hallazgo cuantitativo principal cuando esten las metricas: cual configuracion gana en cada metrica y direccion, magnitud aproximada de la diferencia entre baselines y configs adaptadas.]</w:t>
+        <w:t xml:space="preserve">Cuarto, el pipeline LLM más RAG con Claude Opus 4.7 opera con </w:t>
+      </w:r>
+      <w:r>
+        <w:rPr>
+          <w:i/>
+        </w:rPr>
+        <w:t>prompts</w:t>
+      </w:r>
+      <w:r>
+        <w:t xml:space="preserve"> estructurados específicos por dirección, donde el </w:t>
+      </w:r>
+      <w:r>
+        <w:rPr>
+          <w:i/>
+        </w:rPr>
+        <w:t>prompt</w:t>
+      </w:r>
+      <w:r>
+        <w:t xml:space="preserve"> para español-Inga enfatiza la primacía del vocabulario y la gramática recuperados sobre el conocimiento previo del modelo, dado que Claude tiene exposición limitada al Inga durante su preentrenamiento. El sistema produce traducciones léxicamente fieles a la referencia en la mayoría de los versículos del </w:t>
+      </w:r>
+      <w:r>
+        <w:rPr>
+          <w:i/>
+        </w:rPr>
+        <w:t>val set</w:t>
+      </w:r>
+      <w:r>
+        <w:t xml:space="preserve"> y recupera correctamente la dirección español-Inga, evitando los modos de fallo de repetición observados en el adaptador NLLB.</w:t>
+      </w:r>
+    </w:p>
+    <w:p>
+      <w:pPr>
+        <w:jc w:val="both"/>
+      </w:pPr>
+      <w:r>
+        <w:t>Quinto, la evaluación comparativa de las cinco configuraciones experimentales (A, B, C, D y E) en ambas direcciones se ejecutó sobre 100 ejemplos del conjunto de validación, con métricas BLEU, chrF++ y BERTScore consolidadas en la Tabla 8. La configuración D (Claude Opus 4.7 con recuperación aumentada multi-índice) obtiene el mejor desempeño en las dos direcciones y en las tres métricas: 17,89 BLEU y 0,790 BERTScore F1 en Inga-español; 10,95 BLEU y 0,788 BERTScore F1 en español-Inga. La ganancia respecto al modelo de frontera sin recuperación (configuración C) es de 13,5 puntos BLEU en Inga-español y 10,6 puntos en español-Inga, cifras que confirman empíricamente el aporte del paradigma RAG-MT al rendimiento de un modelo de frontera operando sobre una lengua de recursos extremadamente bajos.</w:t>
       </w:r>
     </w:p>
     <w:p>
@@ -3339,24 +4813,172 @@
         <w:jc w:val="both"/>
       </w:pPr>
       <w:r>
-        <w:t>[PLACEHOLDER 5.2 - escribir analisis comparativo de configs y hallazgos cualitativos cuando las metricas esten disponibles. Cubrir: efecto del LoRA vs NLLB base, contribucion del RAG sobre Claude zero-shot, asimetria entre direcciones de traduccion, casos de fallo observados en la inspeccion cualitativa.]</w:t>
-      </w:r>
-    </w:p>
-    <w:p>
-      <w:pPr>
-        <w:jc w:val="both"/>
-      </w:pPr>
-      <w:r>
-        <w:t xml:space="preserve">Tres limitaciones del presente estado deben señalarse para encuadrar correctamente las conclusiones anteriores. La primera es la ausencia del dialecto Medio Putumayo en el corpus de entrenamiento: la cartilla </w:t>
-      </w:r>
-      <w:r>
-        <w:rPr>
-          <w:i/>
-        </w:rPr>
-        <w:t>Antihua Pacay</w:t>
-      </w:r>
-      <w:r>
-        <w:t xml:space="preserve"> es la única fuente disponible para esa variante y su alineación requiere un alineador semántico que no fue viable implementar en el tiempo disponible. La segunda es el tamaño acotado del conjunto de validación utilizado para reportar métricas (100 ejemplos por dirección frente a los 558 disponibles), decisión motivada por el control de costos en las llamadas a la API de Anthropic. La tercera es la ausencia de validación humana con hablantes nativos, que se considera indispensable para capturar dimensiones de calidad que las métricas automáticas no reflejan (Ebrahimi et al., 2024).</w:t>
+        <w:t>Cuatro observaciones se derivan del cruce entre los hallazgos cuantitativos del Capítulo 4 y la literatura reciente sobre traducción de lenguas de bajos recursos.</w:t>
+      </w:r>
+    </w:p>
+    <w:p>
+      <w:pPr>
+        <w:jc w:val="both"/>
+      </w:pPr>
+      <w:r>
+        <w:t xml:space="preserve">La primera observación concierne al efecto del ajuste fino del modelo multilingüe respecto al modelo de frontera. La configuración B (NLLB-200 con LoRA bidireccional) mejora sustancialmente sobre el modelo base zero-shot (configuración A) en la dirección Inga-español, donde el BLEU asciende de 1,82 a 8,18. Sin embargo, la configuración D supera a B por un factor cercano a 2,2 en BLEU (17,89 frente a 8,18) y a 1,6 en chrF++ (43,28 frente a 27,19). Esta diferencia muestra que, en el régimen de datos paralelos extremadamente escasos del Inga, un modelo de frontera con acceso a contexto recuperado supera al ajuste fino de un modelo dedicado de menor tamaño. El resultado complementa lo observado por Enis y Hopkins (2024) sobre la </w:t>
+      </w:r>
+      <w:r>
+        <w:rPr>
+          <w:i/>
+        </w:rPr>
+        <w:t>eficiencia de recursos</w:t>
+      </w:r>
+      <w:r>
+        <w:t xml:space="preserve"> de Claude en pares de bajos recursos, y se alinea con la evidencia de Cahyawijaya, Lovenia y Fung (2024) sobre la efectividad del </w:t>
+      </w:r>
+      <w:r>
+        <w:rPr>
+          <w:i/>
+        </w:rPr>
+        <w:t>in-context learning</w:t>
+      </w:r>
+      <w:r>
+        <w:t xml:space="preserve"> con ejemplos cuidadosamente seleccionados.</w:t>
+      </w:r>
+    </w:p>
+    <w:p>
+      <w:pPr>
+        <w:jc w:val="both"/>
+      </w:pPr>
+      <w:r>
+        <w:t>La segunda observación es sobre la contribución específica de la recuperación aumentada al rendimiento del modelo de frontera. La configuración C (Claude Opus 4.7 zero-shot) obtiene únicamente 4,37 BLEU en Inga-español y 0,32 BLEU en español-Inga, cifras que confirman que el modelo de frontera, sin información adicional sobre la lengua, no resuelve el problema de traducción para el Inga. La incorporación del RAG multi-índice (configuración D) eleva estas cifras en órdenes de magnitud comparables a los reportados por Wang et al. (2024) y por Chen et al. (2024) para QueEn. La estructuración del conocimiento en tres índices independientes (léxico, gramatical y de ejemplos paralelos) constituye, en este sentido, una arquitectura efectiva para el problema, aunque la evidencia disponible no permite cuantificar la contribución marginal de cada índice por separado.</w:t>
+      </w:r>
+    </w:p>
+    <w:p>
+      <w:pPr>
+        <w:jc w:val="both"/>
+      </w:pPr>
+      <w:r>
+        <w:t>La tercera observación concierne a la asimetría entre direcciones de traducción. Las configuraciones A, B y C registran caídas sustanciales al pasar de Inga-español a español-Inga: la dirección de generación hacia la lengua de bajos recursos es estructuralmente más difícil porque el decodificador no dispone de datos suficientes para aprender la distribución de salida. El adaptador LoRA entra en modo de repetición patológica en español-Inga; el modelo de frontera sin RAG produce salidas mayoritariamente irrelevantes. La configuración D atenúa esta asimetría: la diferencia entre direcciones se reduce de 8 puntos BLEU (configuración B) a aproximadamente 7 puntos (configuración D), y proporcionalmente la dirección difícil pasa de representar el 22 % del rendimiento de la dirección fácil al 61 %. El RAG, al inyectar ejemplos paralelos del corpus, suministra al modelo de frontera plantillas concretas de generación en la lengua de bajos recursos que mitigan el déficit de datos en el preentrenamiento.</w:t>
+      </w:r>
+    </w:p>
+    <w:p>
+      <w:pPr>
+        <w:jc w:val="both"/>
+      </w:pPr>
+      <w:r>
+        <w:t xml:space="preserve">La cuarta observación se refiere a la configuración E (refinamiento de la salida del LoRA por Claude con RAG), que no supera a la configuración D directa. El resultado contraintuitivo sugiere que la </w:t>
+      </w:r>
+      <w:r>
+        <w:rPr>
+          <w:i/>
+        </w:rPr>
+        <w:t>semilla</w:t>
+      </w:r>
+      <w:r>
+        <w:t xml:space="preserve"> producida por el adaptador, cuya calidad léxica es modesta, sesga al modelo de frontera hacia traducciones menos fieles que las que produciría sin esa influencia. La inspección manual de varios ejemplos confirma que Claude conserva errores léxicos del </w:t>
+      </w:r>
+      <w:r>
+        <w:rPr>
+          <w:i/>
+        </w:rPr>
+        <w:t>seed</w:t>
+      </w:r>
+      <w:r>
+        <w:t xml:space="preserve"> del LoRA y ajusta únicamente el plano sintáctico, lo que penaliza las métricas basadas en </w:t>
+      </w:r>
+      <w:r>
+        <w:rPr>
+          <w:i/>
+        </w:rPr>
+        <w:t>n-grama</w:t>
+      </w:r>
+      <w:r>
+        <w:t>.</w:t>
+      </w:r>
+    </w:p>
+    <w:p>
+      <w:pPr>
+        <w:jc w:val="both"/>
+      </w:pPr>
+      <w:r>
+        <w:t xml:space="preserve">La comparación intra-Claude reportada en la Tabla 9 refuerza esta lectura. En la configuración D, donde el modelo recibe contexto recuperado pero no un </w:t>
+      </w:r>
+      <w:r>
+        <w:rPr>
+          <w:i/>
+        </w:rPr>
+        <w:t>seed</w:t>
+      </w:r>
+      <w:r>
+        <w:t xml:space="preserve">, Opus 4.7 aventaja a Sonnet 4.6 en aproximadamente 6 puntos BLEU en la dirección Inga-español y 3 puntos en la inversa: la mayor capacidad del modelo se traduce directamente en mejor uso del contexto. En la configuración E, donde el </w:t>
+      </w:r>
+      <w:r>
+        <w:rPr>
+          <w:i/>
+        </w:rPr>
+        <w:t>seed</w:t>
+      </w:r>
+      <w:r>
+        <w:t xml:space="preserve"> del LoRA introduce errores léxicos, la ventaja se invierte: Sonnet 4.6 produce un BLEU ligeramente superior (12,01 frente a 10,88 en Inga-español). El patrón sugiere que el modelo más capaz reescribe con mayor agresividad el </w:t>
+      </w:r>
+      <w:r>
+        <w:rPr>
+          <w:i/>
+        </w:rPr>
+        <w:t>seed</w:t>
+      </w:r>
+      <w:r>
+        <w:t xml:space="preserve"> defectuoso, alejándose más de la referencia que el modelo menos avanzado, que tiende a preservar el </w:t>
+      </w:r>
+      <w:r>
+        <w:rPr>
+          <w:i/>
+        </w:rPr>
+        <w:t>seed</w:t>
+      </w:r>
+      <w:r>
+        <w:t xml:space="preserve"> y a ajustar de forma más conservadora. La implicación práctica es que la estrategia de refinamiento jerárquico no se beneficia automáticamente del escalado del modelo de refinamiento; requiere un </w:t>
+      </w:r>
+      <w:r>
+        <w:rPr>
+          <w:i/>
+        </w:rPr>
+        <w:t>seed</w:t>
+      </w:r>
+      <w:r>
+        <w:t xml:space="preserve"> de calidad superior a la disponible con un adaptador entrenado sobre 4.512 pares paralelos.</w:t>
+      </w:r>
+    </w:p>
+    <w:p>
+      <w:pPr>
+        <w:jc w:val="both"/>
+      </w:pPr>
+      <w:r>
+        <w:t xml:space="preserve">Tres limitaciones del estudio deben señalarse para encuadrar las conclusiones anteriores. La primera es la ausencia del dialecto Medio Putumayo en el corpus de entrenamiento. La cartilla </w:t>
+      </w:r>
+      <w:r>
+        <w:rPr>
+          <w:i/>
+        </w:rPr>
+        <w:t>Antihua Pacay Gentecunapa Parlocuna</w:t>
+      </w:r>
+      <w:r>
+        <w:t xml:space="preserve"> es la única fuente disponible para esa variante, y su alineación oracional requiere un alineador semántico basado en </w:t>
+      </w:r>
+      <w:r>
+        <w:rPr>
+          <w:i/>
+        </w:rPr>
+        <w:t>sentence embeddings</w:t>
+      </w:r>
+      <w:r>
+        <w:t xml:space="preserve"> multilingües que no forma parte del alcance de este estudio. La segunda es el tamaño acotado del subconjunto del </w:t>
+      </w:r>
+      <w:r>
+        <w:rPr>
+          <w:i/>
+        </w:rPr>
+        <w:t>val set</w:t>
+      </w:r>
+      <w:r>
+        <w:t xml:space="preserve"> utilizado para reportar métricas: 100 ejemplos por dirección frente a los 564 disponibles, decisión motivada por el control de costos en las llamadas a la API y por el tiempo de inferencia local del adaptador NLLB. La tercera es la ausencia de validación humana con hablantes nativos, indispensable para capturar dimensiones de calidad que las métricas automáticas no reflejan, como la naturalidad cultural y la fluidez idiomática en cada dialecto (Ebrahimi et al., 2024; Mager et al., 2023).</w:t>
       </w:r>
     </w:p>
     <w:p>
@@ -3368,23 +4990,32 @@
           <w:b w:val="0"/>
           <w:i w:val="0"/>
         </w:rPr>
-        <w:t>5.3 Líneas de trabajo hacia la Entrega Final</w:t>
-      </w:r>
-    </w:p>
-    <w:p>
-      <w:pPr>
-        <w:jc w:val="both"/>
-      </w:pPr>
-      <w:r>
-        <w:t>El cierre del proyecto en la entrega final del TFM contempla cinco líneas de trabajo derivadas directamente de las limitaciones identificadas y de los resultados de la presente iteración.</w:t>
-      </w:r>
-    </w:p>
-    <w:p>
-      <w:pPr>
-        <w:jc w:val="both"/>
-      </w:pPr>
-      <w:r>
-        <w:t xml:space="preserve">La primera consiste en incorporar el dialecto Medio Putumayo mediante un alineador semántico basado en sentence embeddings multilingües (LaBSE o similar) aplicado sobre las narrativas de </w:t>
+        <w:t>5.3 Líneas de trabajo futuras</w:t>
+      </w:r>
+    </w:p>
+    <w:p>
+      <w:pPr>
+        <w:jc w:val="both"/>
+      </w:pPr>
+      <w:r>
+        <w:t>Cinco líneas de investigación se desprenden directamente de los hallazgos y las limitaciones identificadas.</w:t>
+      </w:r>
+    </w:p>
+    <w:p>
+      <w:pPr>
+        <w:jc w:val="both"/>
+      </w:pPr>
+      <w:r>
+        <w:t xml:space="preserve">Una primera línea consiste en incorporar el dialecto Medio Putumayo al corpus mediante un alineador semántico basado en </w:t>
+      </w:r>
+      <w:r>
+        <w:rPr>
+          <w:i/>
+        </w:rPr>
+        <w:t>sentence embeddings</w:t>
+      </w:r>
+      <w:r>
+        <w:t xml:space="preserve"> multilingües (LaBSE o similar) aplicado sobre las narrativas de </w:t>
       </w:r>
       <w:r>
         <w:rPr>
@@ -3393,7 +5024,7 @@
         <w:t>Antihua Pacay</w:t>
       </w:r>
       <w:r>
-        <w:t xml:space="preserve">. La hipótesis de trabajo es que un alineador por similitud coseno entre oraciones individuales permitirá recuperar entre 100 y 300 pares MP de calidad, suficientes para incorporar el dialecto al </w:t>
+        <w:t xml:space="preserve">. Una alineación por similitud coseno entre oraciones individuales puede recuperar entre 100 y 300 pares MP de calidad suficiente para incorporar el dialecto al </w:t>
       </w:r>
       <w:r>
         <w:rPr>
@@ -3410,7 +5041,16 @@
         <w:jc w:val="both"/>
       </w:pPr>
       <w:r>
-        <w:t xml:space="preserve">La segunda línea es la ejecución de un estudio sistemático de ablations sobre los hiperparámetros del adaptador LoRA, en concreto sobre el rango (valores 4, 8, 16, 32, 64), el factor de escala alpha (16, 32, 64) y la inclusión o no de la técnica QLoRA con cuantización a 4 bits. El estudio se complementará con un experimento de augmentación sintética por </w:t>
+        <w:t xml:space="preserve">Una segunda línea contempla un estudio sistemático de </w:t>
+      </w:r>
+      <w:r>
+        <w:rPr>
+          <w:i/>
+        </w:rPr>
+        <w:t>ablations</w:t>
+      </w:r>
+      <w:r>
+        <w:t xml:space="preserve"> sobre los hiperparámetros del adaptador LoRA, en particular sobre el rango (valores 4, 8, 16, 32, 64), el factor de escala alpha (16, 32, 64) y la incorporación de cuantización a 4 bits según la propuesta QLoRA de Dettmers et al. (2023). El estudio admite un complemento con augmentación sintética por </w:t>
       </w:r>
       <w:r>
         <w:rPr>
@@ -3427,23 +5067,23 @@
         <w:jc w:val="both"/>
       </w:pPr>
       <w:r>
-        <w:t>La tercera línea es el escalado del modelo base de NLLB-200-distilled-600M a NLLB-200-3.3B, posible en la estación local de cómputo del proyecto pero con tiempos de entrenamiento más largos. La comparación entre ambos tamaños permitirá evaluar el retorno marginal del aumento de parámetros para una lengua extremadamente de bajos recursos.</w:t>
-      </w:r>
-    </w:p>
-    <w:p>
-      <w:pPr>
-        <w:jc w:val="both"/>
-      </w:pPr>
-      <w:r>
-        <w:t>La cuarta línea es la ejecución de una sesión de validación humana con cinco hablantes nativos del Inga, dos del Alto Putumayo y tres del Medio Putumayo, en formato de evaluación ciega con rúbrica de tres dimensiones: adecuación semántica, fluidez gramatical y naturalidad cultural. La logística contempla coordinar las sesiones a través del integrante del equipo residente en Mocoa, con compensación por participación según los principios éticos sistematizados por Mager et al. (2023).</w:t>
-      </w:r>
-    </w:p>
-    <w:p>
-      <w:pPr>
-        <w:jc w:val="both"/>
-      </w:pPr>
-      <w:r>
-        <w:t>La quinta línea es el empaquetado del sistema resultante como aplicación local reproducible, con interfaz mínima de línea de comandos que acepte un texto en cualquiera de las dos lenguas y devuelva la traducción más confiable según las configuraciones evaluadas. La documentación incluirá una guía de despliegue en hardware comparable al utilizado en el proyecto.</w:t>
+        <w:t>Una tercera línea contempla el escalado del modelo base de NLLB-200-distilled-600M a NLLB-200-3.3B, viable en la estación local de cómputo pero con tiempos de entrenamiento sustancialmente mayores. La comparación entre ambos tamaños permite evaluar el retorno marginal del aumento de parámetros para una lengua de recursos extremadamente bajos y contrastar el comportamiento con la evidencia reportada por Su et al. (2024) sobre PEFT en lenguas de bajos recursos.</w:t>
+      </w:r>
+    </w:p>
+    <w:p>
+      <w:pPr>
+        <w:jc w:val="both"/>
+      </w:pPr>
+      <w:r>
+        <w:t>Una cuarta línea consiste en la validación humana con hablantes nativos del Inga, idealmente con representación dialectal balanceada y rúbrica de tres dimensiones: adecuación semántica, fluidez gramatical y naturalidad cultural. La logística de la sesión se puede coordinar a través del integrante del equipo residente en Mocoa con compensación por participación según los principios éticos sistematizados por Mager et al. (2023).</w:t>
+      </w:r>
+    </w:p>
+    <w:p>
+      <w:pPr>
+        <w:jc w:val="both"/>
+      </w:pPr>
+      <w:r>
+        <w:t>Una quinta línea consiste en el empaquetado del sistema resultante como aplicación local reproducible, con interfaz de línea de comandos que acepta un texto en cualquiera de las dos lenguas y devuelve la traducción según la configuración óptima identificada (Claude Opus 4.7 con RAG multi-índice). La documentación incluye una guía de despliegue en hardware comparable al utilizado en este estudio y la indicación de que el adaptador LoRA, aunque no es el ganador absoluto, conserva valor como respaldo local cuando no hay conectividad con la API del modelo de frontera.</w:t>
       </w:r>
     </w:p>
     <w:p>
@@ -3476,7 +5116,7 @@
           <w:b/>
           <w:i w:val="0"/>
         </w:rPr>
-        <w:t>INSERTAR EN: Sustituir Anexo A en tu .docx final (estructura del repositorio expandida)</w:t>
+        <w:t>INSERTAR EN: Bloque 7 de 9. SUSTITUIR el Anexo A del docx final. La nueva version lista los doce notebooks ejecutables (00 a 11), los modulos src/, los archivos del corpus, los splits y el licenciamiento ampliado (incluye Reina-Valera 1909 de dominio publico).</w:t>
       </w:r>
     </w:p>
     <w:p>
@@ -3602,7 +5242,7 @@
         <w:t>01_eda_recursos_base.ipynb</w:t>
       </w:r>
       <w:r>
-        <w:t xml:space="preserve">, análisis exploratorio de los cinco recursos lingüísticos primarios y volcado preliminar del </w:t>
+        <w:t xml:space="preserve">, análisis exploratorio de los cinco recursos lingüísticos primarios y primer volcado del </w:t>
       </w:r>
       <w:r>
         <w:rPr>
@@ -4062,16 +5702,37 @@
         <w:t>datos/metricas_entrega2.json</w:t>
       </w:r>
       <w:r>
-        <w:t xml:space="preserve"> y </w:t>
-      </w:r>
+        <w:t>, métricas de las cinco configuraciones con Claude Opus 4.7 (reporte principal del Capítulo 4).</w:t>
+      </w:r>
+    </w:p>
+    <w:p>
+      <w:pPr>
+        <w:pStyle w:val="Prrafodelista"/>
+        <w:jc w:val="both"/>
+      </w:pPr>
       <w:r>
         <w:rPr>
           <w:rFonts w:ascii="Consolas" w:hAnsi="Consolas"/>
         </w:rPr>
+        <w:t>datos/metricas_entrega2_sonnet.json</w:t>
+      </w:r>
+      <w:r>
+        <w:t>, métricas de las configuraciones C, D y E con Claude Sonnet 4.6 sobre el mismo conjunto de validación, utilizadas para la comparación intra-Claude de la Tabla 9.</w:t>
+      </w:r>
+    </w:p>
+    <w:p>
+      <w:pPr>
+        <w:pStyle w:val="Prrafodelista"/>
+        <w:jc w:val="both"/>
+      </w:pPr>
+      <w:r>
+        <w:rPr>
+          <w:rFonts w:ascii="Consolas" w:hAnsi="Consolas"/>
+        </w:rPr>
         <w:t>datos/predicciones_val_completo.jsonl</w:t>
       </w:r>
       <w:r>
-        <w:t>, salidas de la evaluación comparativa.</w:t>
+        <w:t>, predicciones por configuración para inspección cualitativa.</w:t>
       </w:r>
     </w:p>
     <w:p>
@@ -4147,34 +5808,25 @@
         <w:t>entrega2/</w:t>
       </w:r>
       <w:r>
-        <w:t xml:space="preserve"> contiene el documento maestro de la presente memoria intermedia y los recursos gráficos asociados; la carpeta </w:t>
+        <w:t xml:space="preserve"> contiene el documento maestro del trabajo y sus recursos gráficos asociados. El </w:t>
+      </w:r>
+      <w:r>
+        <w:rPr>
+          <w:i/>
+        </w:rPr>
+        <w:t>script</w:t>
+      </w:r>
+      <w:r>
+        <w:t xml:space="preserve"> </w:t>
       </w:r>
       <w:r>
         <w:rPr>
           <w:rFonts w:ascii="Consolas" w:hAnsi="Consolas"/>
         </w:rPr>
-        <w:t>entrega1/</w:t>
-      </w:r>
-      <w:r>
-        <w:t xml:space="preserve"> preserva el documento de la entrega anterior como referencia histórica. El </w:t>
-      </w:r>
-      <w:r>
-        <w:rPr>
-          <w:i/>
-        </w:rPr>
-        <w:t>script</w:t>
-      </w:r>
-      <w:r>
-        <w:t xml:space="preserve"> </w:t>
-      </w:r>
-      <w:r>
-        <w:rPr>
-          <w:rFonts w:ascii="Consolas" w:hAnsi="Consolas"/>
-        </w:rPr>
-        <w:t>entrega2/build_docx.py</w:t>
-      </w:r>
-      <w:r>
-        <w:t xml:space="preserve"> genera el documento final en formato Word a partir del Markdown maestro y la plantilla oficial UNIR.</w:t>
+        <w:t>entrega2/build_docx_e2.py</w:t>
+      </w:r>
+      <w:r>
+        <w:t xml:space="preserve"> genera bloques en formato Word a partir del Markdown maestro y la plantilla oficial UNIR, aplicando los estilos requeridos para captions APA y conservando los estilos de la plantilla.</w:t>
       </w:r>
     </w:p>
     <w:p>
@@ -4231,7 +5883,7 @@
           <w:b/>
           <w:i w:val="0"/>
         </w:rPr>
-        <w:t>INSERTAR EN: Anadir esta entrada nueva en la seccion "Referencias bibliograficas" (orden alfabetico - va despues de Ebrahimi et al.)</w:t>
+        <w:t>INSERTAR EN: Bloque 8 de 9. ANADIR esta entrada nueva en la seccion "Referencias bibliograficas", en orden alfabetico (va inmediatamente despues de Ebrahimi et al., 2024).</w:t>
       </w:r>
     </w:p>
     <w:p>
@@ -4263,6 +5915,173 @@
       </w:r>
       <w:r>
         <w:t xml:space="preserve"> [arXiv preprint]. https://arxiv.org/abs/2601.09012</w:t>
+      </w:r>
+    </w:p>
+    <w:p>
+      <w:r>
+        <w:br w:type="page"/>
+      </w:r>
+    </w:p>
+    <w:p>
+      <w:pPr/>
+      <w:r>
+        <w:rPr>
+          <w:b w:val="0"/>
+          <w:i w:val="0"/>
+        </w:rPr>
+        <w:t>======================================================================</w:t>
+      </w:r>
+    </w:p>
+    <w:p>
+      <w:pPr/>
+      <w:r>
+        <w:rPr>
+          <w:b/>
+          <w:i w:val="0"/>
+        </w:rPr>
+        <w:t>INSERTAR EN: Bloque 9 de 9. REFERENCIA VISUAL. Modelo del formato APA correcto para tablas y figuras, a aplicar manualmente al rotulado de TODAS las que aparecen en el documento, incluidas las heredadas (Tabla 1 a 5, Figura 1 a 8). El formato exige tres reglas conjuntas: etiqueta en castellano (Tabla / Figura, NO Table / Figure), identificador en negrita en linea propia, titulo en cursiva sin punto en la linea siguiente. Los rotulos de las Tablas 6, 7 y 8 y de las Figuras 9, 10, 11 y 12 incluidos en el Bloque 5 ya cumplen este patron y pueden copiarse como plantilla.</w:t>
+      </w:r>
+    </w:p>
+    <w:p>
+      <w:pPr/>
+      <w:r>
+        <w:rPr>
+          <w:b w:val="0"/>
+          <w:i w:val="0"/>
+        </w:rPr>
+        <w:t>======================================================================</w:t>
+      </w:r>
+    </w:p>
+    <w:p>
+      <w:pPr/>
+    </w:p>
+    <w:p>
+      <w:pPr/>
+      <w:r>
+        <w:rPr>
+          <w:b/>
+          <w:i w:val="0"/>
+        </w:rPr>
+        <w:t>Ejemplo correcto para una figura:</w:t>
+      </w:r>
+    </w:p>
+    <w:p>
+      <w:pPr/>
+    </w:p>
+    <w:p>
+      <w:pPr>
+        <w:pStyle w:val="Descripcin"/>
+        <w:jc w:val="left"/>
+      </w:pPr>
+      <w:r>
+        <w:rPr>
+          <w:b/>
+        </w:rPr>
+        <w:t>Figura 1</w:t>
+      </w:r>
+    </w:p>
+    <w:p>
+      <w:pPr>
+        <w:jc w:val="left"/>
+      </w:pPr>
+      <w:r>
+        <w:rPr>
+          <w:i/>
+        </w:rPr>
+        <w:t>Ubicación del pueblo Inga en el departamento del Putumayo</w:t>
+      </w:r>
+    </w:p>
+    <w:p>
+      <w:pPr>
+        <w:jc w:val="center"/>
+      </w:pPr>
+      <w:r>
+        <w:rPr>
+          <w:b w:val="0"/>
+          <w:i/>
+        </w:rPr>
+        <w:t>(aqui iria la figura)</w:t>
+      </w:r>
+    </w:p>
+    <w:p>
+      <w:pPr>
+        <w:pStyle w:val="Piedefoto-tabla"/>
+        <w:jc w:val="both"/>
+      </w:pPr>
+      <w:r>
+        <w:rPr>
+          <w:i/>
+        </w:rPr>
+        <w:t xml:space="preserve">Nota. </w:t>
+      </w:r>
+      <w:r>
+        <w:t>Elaboracion propia con base en datos de OpenStreetMap contributors (ODbL).</w:t>
+      </w:r>
+    </w:p>
+    <w:p>
+      <w:pPr/>
+    </w:p>
+    <w:p>
+      <w:pPr/>
+      <w:r>
+        <w:rPr>
+          <w:b/>
+          <w:i w:val="0"/>
+        </w:rPr>
+        <w:t>Ejemplo correcto para una tabla:</w:t>
+      </w:r>
+    </w:p>
+    <w:p>
+      <w:pPr/>
+    </w:p>
+    <w:p>
+      <w:pPr>
+        <w:pStyle w:val="Descripcin"/>
+        <w:jc w:val="left"/>
+      </w:pPr>
+      <w:r>
+        <w:rPr>
+          <w:b/>
+        </w:rPr>
+        <w:t>Tabla 3</w:t>
+      </w:r>
+    </w:p>
+    <w:p>
+      <w:pPr>
+        <w:jc w:val="left"/>
+      </w:pPr>
+      <w:r>
+        <w:rPr>
+          <w:i/>
+        </w:rPr>
+        <w:t>Inventario de recursos lingüísticos primarios utilizados en la construcción del corpus</w:t>
+      </w:r>
+    </w:p>
+    <w:p>
+      <w:pPr>
+        <w:jc w:val="center"/>
+      </w:pPr>
+      <w:r>
+        <w:rPr>
+          <w:b w:val="0"/>
+          <w:i/>
+        </w:rPr>
+        <w:t>(aqui iria la tabla)</w:t>
+      </w:r>
+    </w:p>
+    <w:p>
+      <w:pPr>
+        <w:pStyle w:val="Piedefoto-tabla"/>
+        <w:jc w:val="both"/>
+      </w:pPr>
+      <w:r>
+        <w:rPr>
+          <w:i/>
+        </w:rPr>
+        <w:t xml:space="preserve">Nota. </w:t>
+      </w:r>
+      <w:r>
+        <w:t>Elaboracion propia. La cifra total de paginas OCR asciende a 1.094.</w:t>
       </w:r>
     </w:p>
     <w:sectPr>
